--- a/lessons/6-1/homework.docx
+++ b/lessons/6-1/homework.docx
@@ -106,7 +106,55 @@
     </w:p>
     <w:p>
       <w:pPr>
-        <w:spacing w:after="60"/>
+        <w:keepNext/>
+        <w:spacing w:after="20" w:before="80"/>
+        <w:jc w:val="center"/>
+      </w:pPr>
+      <w:r>
+        <w:drawing>
+          <wp:inline distT="0" distB="0" distL="0" distR="0">
+            <wp:extent cx="1047750" cy="790575"/>
+            <wp:effectExtent t="0" r="0" b="0" l="0"/>
+            <wp:docPr id="1" name="" descr="" title=""/>
+            <wp:cNvGraphicFramePr>
+              <a:graphicFrameLocks xmlns:a="http://schemas.openxmlformats.org/drawingml/2006/main" noChangeAspect="1"/>
+            </wp:cNvGraphicFramePr>
+            <a:graphic xmlns:a="http://schemas.openxmlformats.org/drawingml/2006/main">
+              <a:graphicData uri="http://schemas.openxmlformats.org/drawingml/2006/picture">
+                <pic:pic xmlns:pic="http://schemas.openxmlformats.org/drawingml/2006/picture">
+                  <pic:nvPicPr>
+                    <pic:cNvPr id="0" name="" descr=""/>
+                    <pic:cNvPicPr>
+                      <a:picLocks noChangeAspect="1" noChangeArrowheads="1"/>
+                    </pic:cNvPicPr>
+                  </pic:nvPicPr>
+                  <pic:blipFill>
+                    <a:blip r:embed="rId7" cstate="none"/>
+                    <a:srcRect/>
+                    <a:stretch>
+                      <a:fillRect/>
+                    </a:stretch>
+                  </pic:blipFill>
+                  <pic:spPr bwMode="auto">
+                    <a:xfrm>
+                      <a:off x="0" y="0"/>
+                      <a:ext cx="1047750" cy="790575"/>
+                    </a:xfrm>
+                    <a:prstGeom prst="rect">
+                      <a:avLst/>
+                    </a:prstGeom>
+                  </pic:spPr>
+                </pic:pic>
+              </a:graphicData>
+            </a:graphic>
+          </wp:inline>
+        </w:drawing>
+      </w:r>
+    </w:p>
+    <w:p>
+      <w:pPr>
+        <w:keepNext/>
+        <w:spacing w:after="120"/>
       </w:pPr>
       <w:r>
         <w:rPr>
@@ -116,12 +164,60 @@
         <w:t xml:space="preserve">Exponent (Exponente)</w:t>
       </w:r>
       <w:r>
-        <w:t xml:space="preserve"> — A number that tells how many times to use the base as a factor</w:t>
-      </w:r>
-    </w:p>
-    <w:p>
-      <w:pPr>
-        <w:spacing w:after="60"/>
+        <w:t xml:space="preserve"> — A small number that tells how many times to multiply the number by itself.</w:t>
+      </w:r>
+    </w:p>
+    <w:p>
+      <w:pPr>
+        <w:keepNext/>
+        <w:spacing w:after="20" w:before="80"/>
+        <w:jc w:val="center"/>
+      </w:pPr>
+      <w:r>
+        <w:drawing>
+          <wp:inline distT="0" distB="0" distL="0" distR="0">
+            <wp:extent cx="1047750" cy="790575"/>
+            <wp:effectExtent t="0" r="0" b="0" l="0"/>
+            <wp:docPr id="1" name="" descr="" title=""/>
+            <wp:cNvGraphicFramePr>
+              <a:graphicFrameLocks xmlns:a="http://schemas.openxmlformats.org/drawingml/2006/main" noChangeAspect="1"/>
+            </wp:cNvGraphicFramePr>
+            <a:graphic xmlns:a="http://schemas.openxmlformats.org/drawingml/2006/main">
+              <a:graphicData uri="http://schemas.openxmlformats.org/drawingml/2006/picture">
+                <pic:pic xmlns:pic="http://schemas.openxmlformats.org/drawingml/2006/picture">
+                  <pic:nvPicPr>
+                    <pic:cNvPr id="0" name="" descr=""/>
+                    <pic:cNvPicPr>
+                      <a:picLocks noChangeAspect="1" noChangeArrowheads="1"/>
+                    </pic:cNvPicPr>
+                  </pic:nvPicPr>
+                  <pic:blipFill>
+                    <a:blip r:embed="rId8" cstate="none"/>
+                    <a:srcRect/>
+                    <a:stretch>
+                      <a:fillRect/>
+                    </a:stretch>
+                  </pic:blipFill>
+                  <pic:spPr bwMode="auto">
+                    <a:xfrm>
+                      <a:off x="0" y="0"/>
+                      <a:ext cx="1047750" cy="790575"/>
+                    </a:xfrm>
+                    <a:prstGeom prst="rect">
+                      <a:avLst/>
+                    </a:prstGeom>
+                  </pic:spPr>
+                </pic:pic>
+              </a:graphicData>
+            </a:graphic>
+          </wp:inline>
+        </w:drawing>
+      </w:r>
+    </w:p>
+    <w:p>
+      <w:pPr>
+        <w:keepNext/>
+        <w:spacing w:after="120"/>
       </w:pPr>
       <w:r>
         <w:rPr>
@@ -131,12 +227,60 @@
         <w:t xml:space="preserve">Base (Base)</w:t>
       </w:r>
       <w:r>
-        <w:t xml:space="preserve"> — The number that is used as a repeated factor</w:t>
-      </w:r>
-    </w:p>
-    <w:p>
-      <w:pPr>
-        <w:spacing w:after="60"/>
+        <w:t xml:space="preserve"> — The number that gets multiplied by itself.</w:t>
+      </w:r>
+    </w:p>
+    <w:p>
+      <w:pPr>
+        <w:keepNext/>
+        <w:spacing w:after="20" w:before="80"/>
+        <w:jc w:val="center"/>
+      </w:pPr>
+      <w:r>
+        <w:drawing>
+          <wp:inline distT="0" distB="0" distL="0" distR="0">
+            <wp:extent cx="1047750" cy="790575"/>
+            <wp:effectExtent t="0" r="0" b="0" l="0"/>
+            <wp:docPr id="1" name="" descr="" title=""/>
+            <wp:cNvGraphicFramePr>
+              <a:graphicFrameLocks xmlns:a="http://schemas.openxmlformats.org/drawingml/2006/main" noChangeAspect="1"/>
+            </wp:cNvGraphicFramePr>
+            <a:graphic xmlns:a="http://schemas.openxmlformats.org/drawingml/2006/main">
+              <a:graphicData uri="http://schemas.openxmlformats.org/drawingml/2006/picture">
+                <pic:pic xmlns:pic="http://schemas.openxmlformats.org/drawingml/2006/picture">
+                  <pic:nvPicPr>
+                    <pic:cNvPr id="0" name="" descr=""/>
+                    <pic:cNvPicPr>
+                      <a:picLocks noChangeAspect="1" noChangeArrowheads="1"/>
+                    </pic:cNvPicPr>
+                  </pic:nvPicPr>
+                  <pic:blipFill>
+                    <a:blip r:embed="rId7" cstate="none"/>
+                    <a:srcRect/>
+                    <a:stretch>
+                      <a:fillRect/>
+                    </a:stretch>
+                  </pic:blipFill>
+                  <pic:spPr bwMode="auto">
+                    <a:xfrm>
+                      <a:off x="0" y="0"/>
+                      <a:ext cx="1047750" cy="790575"/>
+                    </a:xfrm>
+                    <a:prstGeom prst="rect">
+                      <a:avLst/>
+                    </a:prstGeom>
+                  </pic:spPr>
+                </pic:pic>
+              </a:graphicData>
+            </a:graphic>
+          </wp:inline>
+        </w:drawing>
+      </w:r>
+    </w:p>
+    <w:p>
+      <w:pPr>
+        <w:keepNext/>
+        <w:spacing w:after="120"/>
       </w:pPr>
       <w:r>
         <w:rPr>
@@ -146,12 +290,60 @@
         <w:t xml:space="preserve">Power (Potencia)</w:t>
       </w:r>
       <w:r>
-        <w:t xml:space="preserve"> — An expression written with a base and an exponent</w:t>
-      </w:r>
-    </w:p>
-    <w:p>
-      <w:pPr>
-        <w:spacing w:after="60"/>
+        <w:t xml:space="preserve"> — A number written with a base and an exponent, like 2³.</w:t>
+      </w:r>
+    </w:p>
+    <w:p>
+      <w:pPr>
+        <w:keepNext/>
+        <w:spacing w:after="20" w:before="80"/>
+        <w:jc w:val="center"/>
+      </w:pPr>
+      <w:r>
+        <w:drawing>
+          <wp:inline distT="0" distB="0" distL="0" distR="0">
+            <wp:extent cx="1047750" cy="790575"/>
+            <wp:effectExtent t="0" r="0" b="0" l="0"/>
+            <wp:docPr id="1" name="" descr="" title=""/>
+            <wp:cNvGraphicFramePr>
+              <a:graphicFrameLocks xmlns:a="http://schemas.openxmlformats.org/drawingml/2006/main" noChangeAspect="1"/>
+            </wp:cNvGraphicFramePr>
+            <a:graphic xmlns:a="http://schemas.openxmlformats.org/drawingml/2006/main">
+              <a:graphicData uri="http://schemas.openxmlformats.org/drawingml/2006/picture">
+                <pic:pic xmlns:pic="http://schemas.openxmlformats.org/drawingml/2006/picture">
+                  <pic:nvPicPr>
+                    <pic:cNvPr id="0" name="" descr=""/>
+                    <pic:cNvPicPr>
+                      <a:picLocks noChangeAspect="1" noChangeArrowheads="1"/>
+                    </pic:cNvPicPr>
+                  </pic:nvPicPr>
+                  <pic:blipFill>
+                    <a:blip r:embed="rId9" cstate="none"/>
+                    <a:srcRect/>
+                    <a:stretch>
+                      <a:fillRect/>
+                    </a:stretch>
+                  </pic:blipFill>
+                  <pic:spPr bwMode="auto">
+                    <a:xfrm>
+                      <a:off x="0" y="0"/>
+                      <a:ext cx="1047750" cy="790575"/>
+                    </a:xfrm>
+                    <a:prstGeom prst="rect">
+                      <a:avLst/>
+                    </a:prstGeom>
+                  </pic:spPr>
+                </pic:pic>
+              </a:graphicData>
+            </a:graphic>
+          </wp:inline>
+        </w:drawing>
+      </w:r>
+    </w:p>
+    <w:p>
+      <w:pPr>
+        <w:keepNext/>
+        <w:spacing w:after="120"/>
       </w:pPr>
       <w:r>
         <w:rPr>
@@ -161,12 +353,60 @@
         <w:t xml:space="preserve">Evaluate (Evaluar)</w:t>
       </w:r>
       <w:r>
-        <w:t xml:space="preserve"> — To find the value of a numerical or algebraic expression</w:t>
-      </w:r>
-    </w:p>
-    <w:p>
-      <w:pPr>
-        <w:spacing w:after="60"/>
+        <w:t xml:space="preserve"> — To find the value of an expression.</w:t>
+      </w:r>
+    </w:p>
+    <w:p>
+      <w:pPr>
+        <w:keepNext/>
+        <w:spacing w:after="20" w:before="80"/>
+        <w:jc w:val="center"/>
+      </w:pPr>
+      <w:r>
+        <w:drawing>
+          <wp:inline distT="0" distB="0" distL="0" distR="0">
+            <wp:extent cx="1047750" cy="790575"/>
+            <wp:effectExtent t="0" r="0" b="0" l="0"/>
+            <wp:docPr id="1" name="" descr="" title=""/>
+            <wp:cNvGraphicFramePr>
+              <a:graphicFrameLocks xmlns:a="http://schemas.openxmlformats.org/drawingml/2006/main" noChangeAspect="1"/>
+            </wp:cNvGraphicFramePr>
+            <a:graphic xmlns:a="http://schemas.openxmlformats.org/drawingml/2006/main">
+              <a:graphicData uri="http://schemas.openxmlformats.org/drawingml/2006/picture">
+                <pic:pic xmlns:pic="http://schemas.openxmlformats.org/drawingml/2006/picture">
+                  <pic:nvPicPr>
+                    <pic:cNvPr id="0" name="" descr=""/>
+                    <pic:cNvPicPr>
+                      <a:picLocks noChangeAspect="1" noChangeArrowheads="1"/>
+                    </pic:cNvPicPr>
+                  </pic:nvPicPr>
+                  <pic:blipFill>
+                    <a:blip r:embed="rId10" cstate="none"/>
+                    <a:srcRect/>
+                    <a:stretch>
+                      <a:fillRect/>
+                    </a:stretch>
+                  </pic:blipFill>
+                  <pic:spPr bwMode="auto">
+                    <a:xfrm>
+                      <a:off x="0" y="0"/>
+                      <a:ext cx="1047750" cy="790575"/>
+                    </a:xfrm>
+                    <a:prstGeom prst="rect">
+                      <a:avLst/>
+                    </a:prstGeom>
+                  </pic:spPr>
+                </pic:pic>
+              </a:graphicData>
+            </a:graphic>
+          </wp:inline>
+        </w:drawing>
+      </w:r>
+    </w:p>
+    <w:p>
+      <w:pPr>
+        <w:keepNext/>
+        <w:spacing w:after="120"/>
       </w:pPr>
       <w:r>
         <w:rPr>
@@ -176,12 +416,60 @@
         <w:t xml:space="preserve">Coefficient (Coeficiente)</w:t>
       </w:r>
       <w:r>
-        <w:t xml:space="preserve"> — The number multiplied by a variable</w:t>
-      </w:r>
-    </w:p>
-    <w:p>
-      <w:pPr>
-        <w:spacing w:after="60"/>
+        <w:t xml:space="preserve"> — The number in front of a letter, like the 3 in 3x.</w:t>
+      </w:r>
+    </w:p>
+    <w:p>
+      <w:pPr>
+        <w:keepNext/>
+        <w:spacing w:after="20" w:before="80"/>
+        <w:jc w:val="center"/>
+      </w:pPr>
+      <w:r>
+        <w:drawing>
+          <wp:inline distT="0" distB="0" distL="0" distR="0">
+            <wp:extent cx="1047750" cy="790575"/>
+            <wp:effectExtent t="0" r="0" b="0" l="0"/>
+            <wp:docPr id="1" name="" descr="" title=""/>
+            <wp:cNvGraphicFramePr>
+              <a:graphicFrameLocks xmlns:a="http://schemas.openxmlformats.org/drawingml/2006/main" noChangeAspect="1"/>
+            </wp:cNvGraphicFramePr>
+            <a:graphic xmlns:a="http://schemas.openxmlformats.org/drawingml/2006/main">
+              <a:graphicData uri="http://schemas.openxmlformats.org/drawingml/2006/picture">
+                <pic:pic xmlns:pic="http://schemas.openxmlformats.org/drawingml/2006/picture">
+                  <pic:nvPicPr>
+                    <pic:cNvPr id="0" name="" descr=""/>
+                    <pic:cNvPicPr>
+                      <a:picLocks noChangeAspect="1" noChangeArrowheads="1"/>
+                    </pic:cNvPicPr>
+                  </pic:nvPicPr>
+                  <pic:blipFill>
+                    <a:blip r:embed="rId11" cstate="none"/>
+                    <a:srcRect/>
+                    <a:stretch>
+                      <a:fillRect/>
+                    </a:stretch>
+                  </pic:blipFill>
+                  <pic:spPr bwMode="auto">
+                    <a:xfrm>
+                      <a:off x="0" y="0"/>
+                      <a:ext cx="1047750" cy="790575"/>
+                    </a:xfrm>
+                    <a:prstGeom prst="rect">
+                      <a:avLst/>
+                    </a:prstGeom>
+                  </pic:spPr>
+                </pic:pic>
+              </a:graphicData>
+            </a:graphic>
+          </wp:inline>
+        </w:drawing>
+      </w:r>
+    </w:p>
+    <w:p>
+      <w:pPr>
+        <w:keepNext/>
+        <w:spacing w:after="120"/>
       </w:pPr>
       <w:r>
         <w:rPr>
@@ -191,7 +479,7 @@
         <w:t xml:space="preserve">Like terms (Términos semejantes)</w:t>
       </w:r>
       <w:r>
-        <w:t xml:space="preserve"> — Terms with the same variable raised to the same power</w:t>
+        <w:t xml:space="preserve"> — Terms with the same letter, like 2x and 5x.</w:t>
       </w:r>
     </w:p>
     <w:p>

--- a/lessons/6-1/homework.docx
+++ b/lessons/6-1/homework.docx
@@ -24,7 +24,7 @@
           <w:i/>
           <w:iCs/>
         </w:rPr>
-        <w:t xml:space="preserve">Lesson 6-1  •  Standard 6.EE.1</w:t>
+        <w:t xml:space="preserve">Lesson 6-1  •  Standard 6.AT.5</w:t>
       </w:r>
     </w:p>
     <w:p>
@@ -1178,39 +1178,43 @@
           <w:b/>
           <w:bCs/>
         </w:rPr>
-        <w:t xml:space="preserve">6. What is the value of 2⁵?</w:t>
-      </w:r>
-    </w:p>
-    <w:p>
-      <w:pPr>
-        <w:spacing w:after="40" w:before="0"/>
-      </w:pPr>
-      <w:r>
-        <w:t xml:space="preserve">     A. 32</w:t>
-      </w:r>
-    </w:p>
-    <w:p>
-      <w:pPr>
-        <w:spacing w:after="40" w:before="0"/>
-      </w:pPr>
-      <w:r>
-        <w:t xml:space="preserve">     B. 10</w:t>
-      </w:r>
-    </w:p>
-    <w:p>
-      <w:pPr>
-        <w:spacing w:after="40" w:before="0"/>
-      </w:pPr>
-      <w:r>
-        <w:t xml:space="preserve">     C. 25</w:t>
-      </w:r>
-    </w:p>
-    <w:p>
-      <w:pPr>
-        <w:spacing w:after="40" w:before="0"/>
-      </w:pPr>
-      <w:r>
-        <w:t xml:space="preserve">     D. 16</w:t>
+        <w:t xml:space="preserve">6. onLevel — Spot the Common Mistake</w:t>
+      </w:r>
+    </w:p>
+    <w:p>
+      <w:pPr>
+        <w:spacing w:after="40" w:before="0"/>
+      </w:pPr>
+      <w:r>
+        <w:t xml:space="preserve">   Step 1 (Read): A student is working on Powers and Exponents.</w:t>
+      </w:r>
+    </w:p>
+    <w:p>
+      <w:pPr>
+        <w:spacing w:after="40" w:before="0"/>
+      </w:pPr>
+      <w:r>
+        <w:t xml:space="preserve">   Step 2 (Attempt): They ignored the rule: A power like 2³ is a short way to write repeated multiplication: 2 × 2 × 2.</w:t>
+      </w:r>
+    </w:p>
+    <w:p>
+      <w:pPr>
+        <w:spacing w:after="40" w:before="0"/>
+      </w:pPr>
+      <w:r>
+        <w:t xml:space="preserve">   Step 3 (Check): The answer does not match the math rule from class.</w:t>
+      </w:r>
+    </w:p>
+    <w:p>
+      <w:pPr>
+        <w:spacing w:after="60" w:before="0"/>
+      </w:pPr>
+      <w:r>
+        <w:rPr>
+          <w:i/>
+          <w:iCs/>
+        </w:rPr>
+        <w:t xml:space="preserve">Which step has the mistake? Explain and fix it:</w:t>
       </w:r>
     </w:p>
     <w:p>
@@ -1226,6 +1230,28 @@
     </w:p>
     <w:p>
       <w:pPr>
+        <w:spacing w:after="60" w:before="120"/>
+      </w:pPr>
+      <w:r>
+        <w:rPr>
+          <w:color w:val="BBBBBB"/>
+        </w:rPr>
+        <w:t xml:space="preserve">______________________________________________________________________</w:t>
+      </w:r>
+    </w:p>
+    <w:p>
+      <w:pPr>
+        <w:spacing w:after="60" w:before="120"/>
+      </w:pPr>
+      <w:r>
+        <w:rPr>
+          <w:color w:val="BBBBBB"/>
+        </w:rPr>
+        <w:t xml:space="preserve">______________________________________________________________________</w:t>
+      </w:r>
+    </w:p>
+    <w:p>
+      <w:pPr>
         <w:spacing w:after="80" w:before="0"/>
       </w:pPr>
       <w:r>
@@ -1233,39 +1259,39 @@
           <w:b/>
           <w:bCs/>
         </w:rPr>
-        <w:t xml:space="preserve">7. What is 10⁴?</w:t>
-      </w:r>
-    </w:p>
-    <w:p>
-      <w:pPr>
-        <w:spacing w:after="40" w:before="0"/>
-      </w:pPr>
-      <w:r>
-        <w:t xml:space="preserve">     A. 10,000</w:t>
-      </w:r>
-    </w:p>
-    <w:p>
-      <w:pPr>
-        <w:spacing w:after="40" w:before="0"/>
-      </w:pPr>
-      <w:r>
-        <w:t xml:space="preserve">     B. 40</w:t>
-      </w:r>
-    </w:p>
-    <w:p>
-      <w:pPr>
-        <w:spacing w:after="40" w:before="0"/>
-      </w:pPr>
-      <w:r>
-        <w:t xml:space="preserve">     C. 1,000</w:t>
-      </w:r>
-    </w:p>
-    <w:p>
-      <w:pPr>
-        <w:spacing w:after="40" w:before="0"/>
-      </w:pPr>
-      <w:r>
-        <w:t xml:space="preserve">     D. 100</w:t>
+        <w:t xml:space="preserve">7. The drum loop plays 3⁴ beats. What is the value of 3⁴?</w:t>
+      </w:r>
+    </w:p>
+    <w:p>
+      <w:pPr>
+        <w:spacing w:after="40" w:before="0"/>
+      </w:pPr>
+      <w:r>
+        <w:t xml:space="preserve">     A. 81</w:t>
+      </w:r>
+    </w:p>
+    <w:p>
+      <w:pPr>
+        <w:spacing w:after="40" w:before="0"/>
+      </w:pPr>
+      <w:r>
+        <w:t xml:space="preserve">     B. 12</w:t>
+      </w:r>
+    </w:p>
+    <w:p>
+      <w:pPr>
+        <w:spacing w:after="40" w:before="0"/>
+      </w:pPr>
+      <w:r>
+        <w:t xml:space="preserve">     C. 7</w:t>
+      </w:r>
+    </w:p>
+    <w:p>
+      <w:pPr>
+        <w:spacing w:after="40" w:before="0"/>
+      </w:pPr>
+      <w:r>
+        <w:t xml:space="preserve">     D. 27</w:t>
       </w:r>
     </w:p>
     <w:p>
@@ -1288,39 +1314,39 @@
           <w:b/>
           <w:bCs/>
         </w:rPr>
-        <w:t xml:space="preserve">8. Which expression equals 81?</w:t>
-      </w:r>
-    </w:p>
-    <w:p>
-      <w:pPr>
-        <w:spacing w:after="40" w:before="0"/>
-      </w:pPr>
-      <w:r>
-        <w:t xml:space="preserve">     A. 3⁴</w:t>
-      </w:r>
-    </w:p>
-    <w:p>
-      <w:pPr>
-        <w:spacing w:after="40" w:before="0"/>
-      </w:pPr>
-      <w:r>
-        <w:t xml:space="preserve">     B. 3³</w:t>
-      </w:r>
-    </w:p>
-    <w:p>
-      <w:pPr>
-        <w:spacing w:after="40" w:before="0"/>
-      </w:pPr>
-      <w:r>
-        <w:t xml:space="preserve">     C. 2⁶</w:t>
-      </w:r>
-    </w:p>
-    <w:p>
-      <w:pPr>
-        <w:spacing w:after="40" w:before="0"/>
-      </w:pPr>
-      <w:r>
-        <w:t xml:space="preserve">     D. 4³</w:t>
+        <w:t xml:space="preserve">8. A synth pattern repeats 7 × 7 × 7. How do you write that as a power?</w:t>
+      </w:r>
+    </w:p>
+    <w:p>
+      <w:pPr>
+        <w:spacing w:after="40" w:before="0"/>
+      </w:pPr>
+      <w:r>
+        <w:t xml:space="preserve">     A. 7³</w:t>
+      </w:r>
+    </w:p>
+    <w:p>
+      <w:pPr>
+        <w:spacing w:after="40" w:before="0"/>
+      </w:pPr>
+      <w:r>
+        <w:t xml:space="preserve">     B. 3⁷</w:t>
+      </w:r>
+    </w:p>
+    <w:p>
+      <w:pPr>
+        <w:spacing w:after="40" w:before="0"/>
+      </w:pPr>
+      <w:r>
+        <w:t xml:space="preserve">     C. 7 × 3</w:t>
+      </w:r>
+    </w:p>
+    <w:p>
+      <w:pPr>
+        <w:spacing w:after="40" w:before="0"/>
+      </w:pPr>
+      <w:r>
+        <w:t xml:space="preserve">     D. 21³</w:t>
       </w:r>
     </w:p>
     <w:p>
@@ -1343,39 +1369,106 @@
           <w:b/>
           <w:bCs/>
         </w:rPr>
-        <w:t xml:space="preserve">9. What is 5³?</w:t>
-      </w:r>
-    </w:p>
-    <w:p>
-      <w:pPr>
-        <w:spacing w:after="40" w:before="0"/>
-      </w:pPr>
-      <w:r>
-        <w:t xml:space="preserve">     A. 125</w:t>
-      </w:r>
-    </w:p>
-    <w:p>
-      <w:pPr>
-        <w:spacing w:after="40" w:before="0"/>
-      </w:pPr>
-      <w:r>
-        <w:t xml:space="preserve">     B. 15</w:t>
-      </w:r>
-    </w:p>
-    <w:p>
-      <w:pPr>
-        <w:spacing w:after="40" w:before="0"/>
-      </w:pPr>
-      <w:r>
-        <w:t xml:space="preserve">     C. 25</w:t>
-      </w:r>
-    </w:p>
-    <w:p>
-      <w:pPr>
-        <w:spacing w:after="40" w:before="0"/>
-      </w:pPr>
-      <w:r>
-        <w:t xml:space="preserve">     D. 8</w:t>
+        <w:t xml:space="preserve">9. The bass line doubles for 2⁶ counts. What is the value of 2⁶?</w:t>
+      </w:r>
+    </w:p>
+    <w:p>
+      <w:pPr>
+        <w:spacing w:after="40" w:before="0"/>
+      </w:pPr>
+      <w:r>
+        <w:t xml:space="preserve">     A. 64</w:t>
+      </w:r>
+    </w:p>
+    <w:p>
+      <w:pPr>
+        <w:spacing w:after="40" w:before="0"/>
+      </w:pPr>
+      <w:r>
+        <w:t xml:space="preserve">     B. 12</w:t>
+      </w:r>
+    </w:p>
+    <w:p>
+      <w:pPr>
+        <w:spacing w:after="40" w:before="0"/>
+      </w:pPr>
+      <w:r>
+        <w:t xml:space="preserve">     C. 32</w:t>
+      </w:r>
+    </w:p>
+    <w:p>
+      <w:pPr>
+        <w:spacing w:after="40" w:before="0"/>
+      </w:pPr>
+      <w:r>
+        <w:t xml:space="preserve">     D. 36</w:t>
+      </w:r>
+    </w:p>
+    <w:p>
+      <w:pPr>
+        <w:spacing w:after="60" w:before="120"/>
+      </w:pPr>
+      <w:r>
+        <w:rPr>
+          <w:color w:val="BBBBBB"/>
+        </w:rPr>
+        <w:t xml:space="preserve">______________________________________________________________________</w:t>
+      </w:r>
+    </w:p>
+    <w:p>
+      <w:pPr>
+        <w:spacing w:after="80" w:before="0"/>
+      </w:pPr>
+      <w:r>
+        <w:rPr>
+          <w:b/>
+          <w:bCs/>
+        </w:rPr>
+        <w:t xml:space="preserve">10. Drag each repeated-multiplication beat next to its matching exponential form.</w:t>
+      </w:r>
+    </w:p>
+    <w:p>
+      <w:pPr>
+        <w:spacing w:after="80" w:before="0"/>
+      </w:pPr>
+      <w:r>
+        <w:rPr>
+          <w:i/>
+          <w:iCs/>
+        </w:rPr>
+        <w:t xml:space="preserve">Groups: 7³   |   6²   |   4⁴   |   9²</w:t>
+      </w:r>
+    </w:p>
+    <w:p>
+      <w:pPr>
+        <w:spacing w:after="40" w:before="0"/>
+      </w:pPr>
+      <w:r>
+        <w:t xml:space="preserve">   • 7 × 7 × 7   → __________________</w:t>
+      </w:r>
+    </w:p>
+    <w:p>
+      <w:pPr>
+        <w:spacing w:after="40" w:before="0"/>
+      </w:pPr>
+      <w:r>
+        <w:t xml:space="preserve">   • 6 × 6   → __________________</w:t>
+      </w:r>
+    </w:p>
+    <w:p>
+      <w:pPr>
+        <w:spacing w:after="40" w:before="0"/>
+      </w:pPr>
+      <w:r>
+        <w:t xml:space="preserve">   • 4 × 4 × 4 × 4   → __________________</w:t>
+      </w:r>
+    </w:p>
+    <w:p>
+      <w:pPr>
+        <w:spacing w:after="40" w:before="0"/>
+      </w:pPr>
+      <w:r>
+        <w:t xml:space="preserve">   • 9 × 9   → __________________</w:t>
       </w:r>
     </w:p>
     <w:p>
@@ -1421,10 +1514,22 @@
     </w:p>
     <w:p>
       <w:pPr>
+        <w:spacing w:after="20" w:before="0"/>
+      </w:pPr>
+      <w:r>
+        <w:t xml:space="preserve">     4³ = 4 × 4 × 4 = 64.</w:t>
+      </w:r>
+    </w:p>
+    <w:p>
+      <w:pPr>
         <w:spacing w:after="80" w:before="0"/>
       </w:pPr>
       <w:r>
-        <w:t xml:space="preserve">     4³ = 4 × 4 × 4 = 64.</w:t>
+        <w:rPr>
+          <w:i/>
+          <w:iCs/>
+        </w:rPr>
+        <w:t xml:space="preserve">     Watch for: A common mistake in Powers and Exponents is skipping the key idea: "A power like 2³ is a short way to write repeated multiplication: 2 × 2 × 2." — always check your work against this rule before you submit.</w:t>
       </w:r>
     </w:p>
     <w:p>
@@ -1441,10 +1546,22 @@
     </w:p>
     <w:p>
       <w:pPr>
+        <w:spacing w:after="20" w:before="0"/>
+      </w:pPr>
+      <w:r>
+        <w:t xml:space="preserve">     6² = 6 × 6 = 36.</w:t>
+      </w:r>
+    </w:p>
+    <w:p>
+      <w:pPr>
         <w:spacing w:after="80" w:before="0"/>
       </w:pPr>
       <w:r>
-        <w:t xml:space="preserve">     6² = 6 × 6 = 36.</w:t>
+        <w:rPr>
+          <w:i/>
+          <w:iCs/>
+        </w:rPr>
+        <w:t xml:space="preserve">     Watch for: A common mistake in Powers and Exponents is skipping the key idea: "A power like 2³ is a short way to write repeated multiplication: 2 × 2 × 2." — always check your work against this rule before you submit.</w:t>
       </w:r>
     </w:p>
     <w:p>
@@ -1644,7 +1761,43 @@
           <w:b/>
           <w:bCs/>
         </w:rPr>
-        <w:t xml:space="preserve">6. A. 32</w:t>
+        <w:t xml:space="preserve">6. onLevel — Spot the Common Mistake</w:t>
+      </w:r>
+    </w:p>
+    <w:p>
+      <w:pPr>
+        <w:spacing w:after="20" w:before="0"/>
+      </w:pPr>
+      <w:r>
+        <w:t xml:space="preserve">     The mistake is in Step 2.</w:t>
+      </w:r>
+    </w:p>
+    <w:p>
+      <w:pPr>
+        <w:spacing w:after="20" w:before="0"/>
+      </w:pPr>
+      <w:r>
+        <w:t xml:space="preserve">     Correct work: Follow the key idea: A power like 2³ is a short way to write repeated multiplication: 2 × 2 × 2.</w:t>
+      </w:r>
+    </w:p>
+    <w:p>
+      <w:pPr>
+        <w:spacing w:after="40" w:before="0"/>
+      </w:pPr>
+      <w:r>
+        <w:rPr>
+          <w:b/>
+          <w:bCs/>
+        </w:rPr>
+        <w:t xml:space="preserve">7. A. 81</w:t>
+      </w:r>
+    </w:p>
+    <w:p>
+      <w:pPr>
+        <w:spacing w:after="20" w:before="0"/>
+      </w:pPr>
+      <w:r>
+        <w:t xml:space="preserve">     3⁴ means use 3 as a factor 4 times: 3 × 3 × 3 × 3 = 81. It is NOT 3 × 4 = 12.</w:t>
       </w:r>
     </w:p>
     <w:p>
@@ -1652,19 +1805,31 @@
         <w:spacing w:after="80" w:before="0"/>
       </w:pPr>
       <w:r>
-        <w:t xml:space="preserve">     2⁵ = 2 × 2 × 2 × 2 × 2 = 32.</w:t>
-      </w:r>
-    </w:p>
-    <w:p>
-      <w:pPr>
-        <w:spacing w:after="40" w:before="0"/>
-      </w:pPr>
-      <w:r>
-        <w:rPr>
-          <w:b/>
-          <w:bCs/>
-        </w:rPr>
-        <w:t xml:space="preserve">7. A. 10,000</w:t>
+        <w:rPr>
+          <w:i/>
+          <w:iCs/>
+        </w:rPr>
+        <w:t xml:space="preserve">     Watch for: A common mistake in Powers and Exponents is skipping the key idea: "A power like 2³ is a short way to write repeated multiplication: 2 × 2 × 2." — always check your work against this rule before you submit.</w:t>
+      </w:r>
+    </w:p>
+    <w:p>
+      <w:pPr>
+        <w:spacing w:after="40" w:before="0"/>
+      </w:pPr>
+      <w:r>
+        <w:rPr>
+          <w:b/>
+          <w:bCs/>
+        </w:rPr>
+        <w:t xml:space="preserve">8. A. 7³</w:t>
+      </w:r>
+    </w:p>
+    <w:p>
+      <w:pPr>
+        <w:spacing w:after="20" w:before="0"/>
+      </w:pPr>
+      <w:r>
+        <w:t xml:space="preserve">     The base 7 is used as a factor 3 times, so the power is 7³. 7³ = 7 × 7 × 7 = 343.</w:t>
       </w:r>
     </w:p>
     <w:p>
@@ -1672,19 +1837,31 @@
         <w:spacing w:after="80" w:before="0"/>
       </w:pPr>
       <w:r>
-        <w:t xml:space="preserve">     10⁴ = 10 × 10 × 10 × 10 = 10,000.</w:t>
-      </w:r>
-    </w:p>
-    <w:p>
-      <w:pPr>
-        <w:spacing w:after="40" w:before="0"/>
-      </w:pPr>
-      <w:r>
-        <w:rPr>
-          <w:b/>
-          <w:bCs/>
-        </w:rPr>
-        <w:t xml:space="preserve">8. A. 3⁴</w:t>
+        <w:rPr>
+          <w:i/>
+          <w:iCs/>
+        </w:rPr>
+        <w:t xml:space="preserve">     Watch for: A common mistake in Powers and Exponents is skipping the key idea: "A power like 2³ is a short way to write repeated multiplication: 2 × 2 × 2." — always check your work against this rule before you submit.</w:t>
+      </w:r>
+    </w:p>
+    <w:p>
+      <w:pPr>
+        <w:spacing w:after="40" w:before="0"/>
+      </w:pPr>
+      <w:r>
+        <w:rPr>
+          <w:b/>
+          <w:bCs/>
+        </w:rPr>
+        <w:t xml:space="preserve">9. A. 64</w:t>
+      </w:r>
+    </w:p>
+    <w:p>
+      <w:pPr>
+        <w:spacing w:after="20" w:before="0"/>
+      </w:pPr>
+      <w:r>
+        <w:t xml:space="preserve">     2⁶ = 2 × 2 × 2 × 2 × 2 × 2 = 64. The exponent 6 counts how many times 2 is a factor.</w:t>
       </w:r>
     </w:p>
     <w:p>
@@ -1692,27 +1869,63 @@
         <w:spacing w:after="80" w:before="0"/>
       </w:pPr>
       <w:r>
-        <w:t xml:space="preserve">     3⁴ = 3 × 3 × 3 × 3 = 81. 3³ = 27, 2⁶ = 64, and 4³ = 64.</w:t>
-      </w:r>
-    </w:p>
-    <w:p>
-      <w:pPr>
-        <w:spacing w:after="40" w:before="0"/>
-      </w:pPr>
-      <w:r>
-        <w:rPr>
-          <w:b/>
-          <w:bCs/>
-        </w:rPr>
-        <w:t xml:space="preserve">9. A. 125</w:t>
-      </w:r>
-    </w:p>
-    <w:p>
-      <w:pPr>
-        <w:spacing w:after="80" w:before="0"/>
-      </w:pPr>
-      <w:r>
-        <w:t xml:space="preserve">     5³ = 5 × 5 × 5 = 125.</w:t>
+        <w:rPr>
+          <w:i/>
+          <w:iCs/>
+        </w:rPr>
+        <w:t xml:space="preserve">     Watch for: A common mistake in Powers and Exponents is skipping the key idea: "A power like 2³ is a short way to write repeated multiplication: 2 × 2 × 2." — always check your work against this rule before you submit.</w:t>
+      </w:r>
+    </w:p>
+    <w:p>
+      <w:pPr>
+        <w:spacing w:after="40" w:before="0"/>
+      </w:pPr>
+      <w:r>
+        <w:rPr>
+          <w:b/>
+          <w:bCs/>
+        </w:rPr>
+        <w:t xml:space="preserve">10. Correct groups:</w:t>
+      </w:r>
+    </w:p>
+    <w:p>
+      <w:pPr>
+        <w:spacing w:after="20" w:before="0"/>
+      </w:pPr>
+      <w:r>
+        <w:t xml:space="preserve">     7 × 7 × 7 → 7³</w:t>
+      </w:r>
+    </w:p>
+    <w:p>
+      <w:pPr>
+        <w:spacing w:after="20" w:before="0"/>
+      </w:pPr>
+      <w:r>
+        <w:t xml:space="preserve">     6 × 6 → 6²</w:t>
+      </w:r>
+    </w:p>
+    <w:p>
+      <w:pPr>
+        <w:spacing w:after="20" w:before="0"/>
+      </w:pPr>
+      <w:r>
+        <w:t xml:space="preserve">     4 × 4 × 4 × 4 → 4⁴</w:t>
+      </w:r>
+    </w:p>
+    <w:p>
+      <w:pPr>
+        <w:spacing w:after="20" w:before="0"/>
+      </w:pPr>
+      <w:r>
+        <w:t xml:space="preserve">     9 × 9 → 9²</w:t>
+      </w:r>
+    </w:p>
+    <w:p>
+      <w:pPr>
+        <w:spacing w:after="40" w:before="0"/>
+      </w:pPr>
+      <w:r>
+        <w:t xml:space="preserve"/>
       </w:r>
     </w:p>
     <w:sectPr>

--- a/lessons/6-1/homework.docx
+++ b/lessons/6-1/homework.docx
@@ -358,132 +358,6 @@
     </w:p>
     <w:p>
       <w:pPr>
-        <w:keepNext/>
-        <w:spacing w:after="20" w:before="80"/>
-        <w:jc w:val="center"/>
-      </w:pPr>
-      <w:r>
-        <w:drawing>
-          <wp:inline distT="0" distB="0" distL="0" distR="0">
-            <wp:extent cx="1047750" cy="790575"/>
-            <wp:effectExtent t="0" r="0" b="0" l="0"/>
-            <wp:docPr id="1" name="" descr="" title=""/>
-            <wp:cNvGraphicFramePr>
-              <a:graphicFrameLocks xmlns:a="http://schemas.openxmlformats.org/drawingml/2006/main" noChangeAspect="1"/>
-            </wp:cNvGraphicFramePr>
-            <a:graphic xmlns:a="http://schemas.openxmlformats.org/drawingml/2006/main">
-              <a:graphicData uri="http://schemas.openxmlformats.org/drawingml/2006/picture">
-                <pic:pic xmlns:pic="http://schemas.openxmlformats.org/drawingml/2006/picture">
-                  <pic:nvPicPr>
-                    <pic:cNvPr id="0" name="" descr=""/>
-                    <pic:cNvPicPr>
-                      <a:picLocks noChangeAspect="1" noChangeArrowheads="1"/>
-                    </pic:cNvPicPr>
-                  </pic:nvPicPr>
-                  <pic:blipFill>
-                    <a:blip r:embed="rId10" cstate="none"/>
-                    <a:srcRect/>
-                    <a:stretch>
-                      <a:fillRect/>
-                    </a:stretch>
-                  </pic:blipFill>
-                  <pic:spPr bwMode="auto">
-                    <a:xfrm>
-                      <a:off x="0" y="0"/>
-                      <a:ext cx="1047750" cy="790575"/>
-                    </a:xfrm>
-                    <a:prstGeom prst="rect">
-                      <a:avLst/>
-                    </a:prstGeom>
-                  </pic:spPr>
-                </pic:pic>
-              </a:graphicData>
-            </a:graphic>
-          </wp:inline>
-        </w:drawing>
-      </w:r>
-    </w:p>
-    <w:p>
-      <w:pPr>
-        <w:keepNext/>
-        <w:spacing w:after="120"/>
-      </w:pPr>
-      <w:r>
-        <w:rPr>
-          <w:b/>
-          <w:bCs/>
-        </w:rPr>
-        <w:t xml:space="preserve">Coefficient (Coeficiente)</w:t>
-      </w:r>
-      <w:r>
-        <w:t xml:space="preserve"> — The number in front of a letter, like the 3 in 3x.</w:t>
-      </w:r>
-    </w:p>
-    <w:p>
-      <w:pPr>
-        <w:keepNext/>
-        <w:spacing w:after="20" w:before="80"/>
-        <w:jc w:val="center"/>
-      </w:pPr>
-      <w:r>
-        <w:drawing>
-          <wp:inline distT="0" distB="0" distL="0" distR="0">
-            <wp:extent cx="1047750" cy="790575"/>
-            <wp:effectExtent t="0" r="0" b="0" l="0"/>
-            <wp:docPr id="1" name="" descr="" title=""/>
-            <wp:cNvGraphicFramePr>
-              <a:graphicFrameLocks xmlns:a="http://schemas.openxmlformats.org/drawingml/2006/main" noChangeAspect="1"/>
-            </wp:cNvGraphicFramePr>
-            <a:graphic xmlns:a="http://schemas.openxmlformats.org/drawingml/2006/main">
-              <a:graphicData uri="http://schemas.openxmlformats.org/drawingml/2006/picture">
-                <pic:pic xmlns:pic="http://schemas.openxmlformats.org/drawingml/2006/picture">
-                  <pic:nvPicPr>
-                    <pic:cNvPr id="0" name="" descr=""/>
-                    <pic:cNvPicPr>
-                      <a:picLocks noChangeAspect="1" noChangeArrowheads="1"/>
-                    </pic:cNvPicPr>
-                  </pic:nvPicPr>
-                  <pic:blipFill>
-                    <a:blip r:embed="rId11" cstate="none"/>
-                    <a:srcRect/>
-                    <a:stretch>
-                      <a:fillRect/>
-                    </a:stretch>
-                  </pic:blipFill>
-                  <pic:spPr bwMode="auto">
-                    <a:xfrm>
-                      <a:off x="0" y="0"/>
-                      <a:ext cx="1047750" cy="790575"/>
-                    </a:xfrm>
-                    <a:prstGeom prst="rect">
-                      <a:avLst/>
-                    </a:prstGeom>
-                  </pic:spPr>
-                </pic:pic>
-              </a:graphicData>
-            </a:graphic>
-          </wp:inline>
-        </w:drawing>
-      </w:r>
-    </w:p>
-    <w:p>
-      <w:pPr>
-        <w:keepNext/>
-        <w:spacing w:after="120"/>
-      </w:pPr>
-      <w:r>
-        <w:rPr>
-          <w:b/>
-          <w:bCs/>
-        </w:rPr>
-        <w:t xml:space="preserve">Like terms (Términos semejantes)</w:t>
-      </w:r>
-      <w:r>
-        <w:t xml:space="preserve"> — Terms with the same letter, like 2x and 5x.</w:t>
-      </w:r>
-    </w:p>
-    <w:p>
-      <w:pPr>
         <w:pStyle w:val="Heading2"/>
         <w:spacing w:after="120" w:before="240"/>
       </w:pPr>
@@ -1186,23 +1060,23 @@
         <w:spacing w:after="40" w:before="0"/>
       </w:pPr>
       <w:r>
-        <w:t xml:space="preserve">   Step 1 (Read): A student is working on Powers and Exponents.</w:t>
-      </w:r>
-    </w:p>
-    <w:p>
-      <w:pPr>
-        <w:spacing w:after="40" w:before="0"/>
-      </w:pPr>
-      <w:r>
-        <w:t xml:space="preserve">   Step 2 (Attempt): They ignored the rule: A power like 2³ is a short way to write repeated multiplication: 2 × 2 × 2.</w:t>
-      </w:r>
-    </w:p>
-    <w:p>
-      <w:pPr>
-        <w:spacing w:after="40" w:before="0"/>
-      </w:pPr>
-      <w:r>
-        <w:t xml:space="preserve">   Step 3 (Check): The answer does not match the math rule from class.</w:t>
+        <w:t xml:space="preserve">   Step 1 (Expression): 2⁴</w:t>
+      </w:r>
+    </w:p>
+    <w:p>
+      <w:pPr>
+        <w:spacing w:after="40" w:before="0"/>
+      </w:pPr>
+      <w:r>
+        <w:t xml:space="preserve">   Step 2 (Student's thinking): 2 × 4</w:t>
+      </w:r>
+    </w:p>
+    <w:p>
+      <w:pPr>
+        <w:spacing w:after="40" w:before="0"/>
+      </w:pPr>
+      <w:r>
+        <w:t xml:space="preserve">   Step 3 (Calculate): = 8</w:t>
       </w:r>
     </w:p>
     <w:p>
@@ -1529,7 +1403,7 @@
           <w:i/>
           <w:iCs/>
         </w:rPr>
-        <w:t xml:space="preserve">     Watch for: A common mistake in Powers and Exponents is skipping the key idea: "A power like 2³ is a short way to write repeated multiplication: 2 × 2 × 2." — always check your work against this rule before you submit.</w:t>
+        <w:t xml:space="preserve">     Watch for: A common mistake in Powers and Exponents is multiplying the base by the exponent instead of using the base as a repeated factor — for example, thinking 2³ = 2 × 3 = 6 instead of 2³ = 2 × 2 × 2 = 8. Before you submit, rewrite the power as repeated multiplication first, then multiply step by step.</w:t>
       </w:r>
     </w:p>
     <w:p>
@@ -1561,7 +1435,7 @@
           <w:i/>
           <w:iCs/>
         </w:rPr>
-        <w:t xml:space="preserve">     Watch for: A common mistake in Powers and Exponents is skipping the key idea: "A power like 2³ is a short way to write repeated multiplication: 2 × 2 × 2." — always check your work against this rule before you submit.</w:t>
+        <w:t xml:space="preserve">     Watch for: A common mistake in Powers and Exponents is multiplying the base by the exponent instead of using the base as a repeated factor — for example, thinking 2³ = 2 × 3 = 6 instead of 2³ = 2 × 2 × 2 = 8. Before you submit, rewrite the power as repeated multiplication first, then multiply step by step.</w:t>
       </w:r>
     </w:p>
     <w:p>
@@ -1777,7 +1651,7 @@
         <w:spacing w:after="20" w:before="0"/>
       </w:pPr>
       <w:r>
-        <w:t xml:space="preserve">     Correct work: Follow the key idea: A power like 2³ is a short way to write repeated multiplication: 2 × 2 × 2.</w:t>
+        <w:t xml:space="preserve">     Correct work: 2⁴ does NOT mean 2 × 4. The exponent 4 tells you to use the base 2 as a factor 4 times: 2 × 2 × 2 × 2 = 16. So 2⁴ = 16, not 8.</w:t>
       </w:r>
     </w:p>
     <w:p>
@@ -1809,7 +1683,7 @@
           <w:i/>
           <w:iCs/>
         </w:rPr>
-        <w:t xml:space="preserve">     Watch for: A common mistake in Powers and Exponents is skipping the key idea: "A power like 2³ is a short way to write repeated multiplication: 2 × 2 × 2." — always check your work against this rule before you submit.</w:t>
+        <w:t xml:space="preserve">     Watch for: A common mistake in Powers and Exponents is multiplying the base by the exponent instead of using the base as a repeated factor — for example, thinking 2³ = 2 × 3 = 6 instead of 2³ = 2 × 2 × 2 = 8. Before you submit, rewrite the power as repeated multiplication first, then multiply step by step.</w:t>
       </w:r>
     </w:p>
     <w:p>
@@ -1841,7 +1715,7 @@
           <w:i/>
           <w:iCs/>
         </w:rPr>
-        <w:t xml:space="preserve">     Watch for: A common mistake in Powers and Exponents is skipping the key idea: "A power like 2³ is a short way to write repeated multiplication: 2 × 2 × 2." — always check your work against this rule before you submit.</w:t>
+        <w:t xml:space="preserve">     Watch for: A common mistake in Powers and Exponents is multiplying the base by the exponent instead of using the base as a repeated factor — for example, thinking 2³ = 2 × 3 = 6 instead of 2³ = 2 × 2 × 2 = 8. Before you submit, rewrite the power as repeated multiplication first, then multiply step by step.</w:t>
       </w:r>
     </w:p>
     <w:p>
@@ -1873,7 +1747,7 @@
           <w:i/>
           <w:iCs/>
         </w:rPr>
-        <w:t xml:space="preserve">     Watch for: A common mistake in Powers and Exponents is skipping the key idea: "A power like 2³ is a short way to write repeated multiplication: 2 × 2 × 2." — always check your work against this rule before you submit.</w:t>
+        <w:t xml:space="preserve">     Watch for: A common mistake in Powers and Exponents is multiplying the base by the exponent instead of using the base as a repeated factor — for example, thinking 2³ = 2 × 3 = 6 instead of 2³ = 2 × 2 × 2 = 8. Before you submit, rewrite the power as repeated multiplication first, then multiply step by step.</w:t>
       </w:r>
     </w:p>
     <w:p>

--- a/lessons/6-1/homework.docx
+++ b/lessons/6-1/homework.docx
@@ -12,7 +12,7 @@
           <w:b/>
           <w:bCs/>
         </w:rPr>
-        <w:t xml:space="preserve">Interpret Division of Fractions — Homework</w:t>
+        <w:t xml:space="preserve">Division Expressions with Fractions and Whole Numbers — Homework</w:t>
       </w:r>
     </w:p>
     <w:p>
@@ -24,7 +24,7 @@
           <w:i/>
           <w:iCs/>
         </w:rPr>
-        <w:t xml:space="preserve">Lesson 2-1  •  Standard 6.NOS.1</w:t>
+        <w:t xml:space="preserve">Lesson 6-1  •  Standard 6.NOS.1</w:t>
       </w:r>
     </w:p>
     <w:p>
@@ -161,10 +161,10 @@
           <w:b/>
           <w:bCs/>
         </w:rPr>
-        <w:t xml:space="preserve">Dividend (Dividendo)</w:t>
-      </w:r>
-      <w:r>
-        <w:t xml:space="preserve"> — The number you are splitting up in a division problem.</w:t>
+        <w:t xml:space="preserve">Division of Fractions (División de fracciones)</w:t>
+      </w:r>
+      <w:r>
+        <w:t xml:space="preserve"> — Finding how many groups of one fraction fit inside another amount.</w:t>
       </w:r>
     </w:p>
     <w:p>
@@ -224,10 +224,10 @@
           <w:b/>
           <w:bCs/>
         </w:rPr>
-        <w:t xml:space="preserve">Divisor (Divisor)</w:t>
-      </w:r>
-      <w:r>
-        <w:t xml:space="preserve"> — The number you split by in a division problem.</w:t>
+        <w:t xml:space="preserve">Dividend (Dividendo)</w:t>
+      </w:r>
+      <w:r>
+        <w:t xml:space="preserve"> — The number you are splitting up in a division problem.</w:t>
       </w:r>
     </w:p>
     <w:p>
@@ -287,10 +287,10 @@
           <w:b/>
           <w:bCs/>
         </w:rPr>
-        <w:t xml:space="preserve">Quotient (Cociente)</w:t>
-      </w:r>
-      <w:r>
-        <w:t xml:space="preserve"> — The answer when you divide.</w:t>
+        <w:t xml:space="preserve">Divisor (Divisor)</w:t>
+      </w:r>
+      <w:r>
+        <w:t xml:space="preserve"> — The number you split by in a division problem.</w:t>
       </w:r>
     </w:p>
     <w:p>
@@ -350,10 +350,10 @@
           <w:b/>
           <w:bCs/>
         </w:rPr>
-        <w:t xml:space="preserve">Reciprocal (Recíproco)</w:t>
-      </w:r>
-      <w:r>
-        <w:t xml:space="preserve"> — A fraction turned upside down.</w:t>
+        <w:t xml:space="preserve">Quotient (Cociente)</w:t>
+      </w:r>
+      <w:r>
+        <w:t xml:space="preserve"> — The answer when you divide.</w:t>
       </w:r>
     </w:p>
     <w:p>
@@ -413,6 +413,69 @@
           <w:b/>
           <w:bCs/>
         </w:rPr>
+        <w:t xml:space="preserve">Reciprocal (Recíproco)</w:t>
+      </w:r>
+      <w:r>
+        <w:t xml:space="preserve"> — A fraction turned upside down.</w:t>
+      </w:r>
+    </w:p>
+    <w:p>
+      <w:pPr>
+        <w:keepNext/>
+        <w:spacing w:after="20" w:before="80"/>
+        <w:jc w:val="center"/>
+      </w:pPr>
+      <w:r>
+        <w:drawing>
+          <wp:inline distT="0" distB="0" distL="0" distR="0">
+            <wp:extent cx="1047750" cy="790575"/>
+            <wp:effectExtent t="0" r="0" b="0" l="0"/>
+            <wp:docPr id="1" name="" descr="" title=""/>
+            <wp:cNvGraphicFramePr>
+              <a:graphicFrameLocks xmlns:a="http://schemas.openxmlformats.org/drawingml/2006/main" noChangeAspect="1"/>
+            </wp:cNvGraphicFramePr>
+            <a:graphic xmlns:a="http://schemas.openxmlformats.org/drawingml/2006/main">
+              <a:graphicData uri="http://schemas.openxmlformats.org/drawingml/2006/picture">
+                <pic:pic xmlns:pic="http://schemas.openxmlformats.org/drawingml/2006/picture">
+                  <pic:nvPicPr>
+                    <pic:cNvPr id="0" name="" descr=""/>
+                    <pic:cNvPicPr>
+                      <a:picLocks noChangeAspect="1" noChangeArrowheads="1"/>
+                    </pic:cNvPicPr>
+                  </pic:nvPicPr>
+                  <pic:blipFill>
+                    <a:blip r:embed="rId12" cstate="none"/>
+                    <a:srcRect/>
+                    <a:stretch>
+                      <a:fillRect/>
+                    </a:stretch>
+                  </pic:blipFill>
+                  <pic:spPr bwMode="auto">
+                    <a:xfrm>
+                      <a:off x="0" y="0"/>
+                      <a:ext cx="1047750" cy="790575"/>
+                    </a:xfrm>
+                    <a:prstGeom prst="rect">
+                      <a:avLst/>
+                    </a:prstGeom>
+                  </pic:spPr>
+                </pic:pic>
+              </a:graphicData>
+            </a:graphic>
+          </wp:inline>
+        </w:drawing>
+      </w:r>
+    </w:p>
+    <w:p>
+      <w:pPr>
+        <w:keepNext/>
+        <w:spacing w:after="120"/>
+      </w:pPr>
+      <w:r>
+        <w:rPr>
+          <w:b/>
+          <w:bCs/>
+        </w:rPr>
         <w:t xml:space="preserve">Unit fraction (Fracción unitaria)</w:t>
       </w:r>
       <w:r>
@@ -823,7 +886,7 @@
           <w:b/>
           <w:bCs/>
         </w:rPr>
-        <w:t xml:space="preserve">5. onLevel — Spot the Common Mistake</w:t>
+        <w:t xml:space="preserve">5. Spot the Common Mistake</w:t>
       </w:r>
     </w:p>
     <w:p>
@@ -1543,7 +1606,7 @@
           <w:b/>
           <w:bCs/>
         </w:rPr>
-        <w:t xml:space="preserve">5. onLevel — Spot the Common Mistake</w:t>
+        <w:t xml:space="preserve">5. Spot the Common Mistake</w:t>
       </w:r>
     </w:p>
     <w:p>
@@ -1560,6 +1623,14 @@
       </w:pPr>
       <w:r>
         <w:t xml:space="preserve">     Correct work: To divide, multiply by the reciprocal of the DIVISOR (1/5), not the dividend. The reciprocal of 1/5 is 5, so 6 ÷ 1/5 = 6 × 5 = 30 scoops.</w:t>
+      </w:r>
+    </w:p>
+    <w:p>
+      <w:pPr>
+        <w:spacing w:after="80" w:before="0"/>
+      </w:pPr>
+      <w:r>
+        <w:t xml:space="preserve">     Watch for: In the "Student writes" step the reciprocal was taken of the dividend 6 instead of the divisor 1/5. Only the divisor gets flipped: the reciprocal of 1/5 is 5, so 6 ÷ 1/5 = 6 × 5 = 30 scoops. That matches the story too — each cup holds 5 one-fifth scoops, and there are 6 cups.</w:t>
       </w:r>
     </w:p>
     <w:p>
@@ -1780,6 +1851,14 @@
       </w:pPr>
       <w:r>
         <w:t xml:space="preserve">     Correct work: The story asks 'how many 1/4-foot pieces fit into 9 feet,' so the dividend is the whole (9) and the divisor is the piece size (1/4): 9 ÷ 1/4. The detective swapped the dividend and divisor. The correct answer is 9 × 4 = 36 pieces.</w:t>
+      </w:r>
+    </w:p>
+    <w:p>
+      <w:pPr>
+        <w:spacing w:after="80" w:before="0"/>
+      </w:pPr>
+      <w:r>
+        <w:t xml:space="preserve">     Watch for: The "Detective writes" step reverses the two numbers. The 9-foot strip is the total being cut, so it is the dividend, and 1/4 foot is the size of each piece, so it is the divisor: 9 ÷ 1/4. Each foot holds 4 quarter-foot pieces, so the answer is 9 × 4 = 36 pieces — an answer smaller than a single foot, like 1/36, cannot describe a count of pieces.</w:t>
       </w:r>
     </w:p>
     <w:sectPr>

--- a/lessons/6-1/homework.docx
+++ b/lessons/6-1/homework.docx
@@ -80,7 +80,7 @@
         <w:spacing w:after="60" w:before="0"/>
       </w:pPr>
       <w:r>
-        <w:t xml:space="preserve">Content: I can use models to interpret what it means to divide by a fraction.</w:t>
+        <w:t xml:space="preserve">Content: I can use models to divide a whole number by a fraction and a fraction by a whole number.</w:t>
       </w:r>
     </w:p>
     <w:p>
@@ -88,7 +88,7 @@
         <w:spacing w:after="60" w:before="0"/>
       </w:pPr>
       <w:r>
-        <w:t xml:space="preserve">Language: I can explain a fraction division using the words dividend, divisor, quotient, reciprocal, and unit fraction.</w:t>
+        <w:t xml:space="preserve">Language: I can explain a division model using the words dividend, divisor, quotient, and how many fit.</w:t>
       </w:r>
     </w:p>
     <w:p>

--- a/lessons/6-1/homework.docx
+++ b/lessons/6-1/homework.docx
@@ -80,7 +80,7 @@
         <w:spacing w:after="60" w:before="0"/>
       </w:pPr>
       <w:r>
-        <w:t xml:space="preserve">Content: I can use models to divide a whole number by a fraction and a fraction by a whole number.</w:t>
+        <w:t xml:space="preserve">Content: I can divide a whole number by a unit fraction and a unit fraction by a whole number by writing the whole number over 1 and using Keep, Change, Flip.</w:t>
       </w:r>
     </w:p>
     <w:p>
@@ -88,7 +88,7 @@
         <w:spacing w:after="60" w:before="0"/>
       </w:pPr>
       <w:r>
-        <w:t xml:space="preserve">Language: I can explain a division model using the words dividend, divisor, quotient, and how many fit.</w:t>
+        <w:t xml:space="preserve">Language: I can explain each step of Keep, Change, Flip using the words reciprocal, divisor, and quotient.</w:t>
       </w:r>
     </w:p>
     <w:p>
@@ -224,10 +224,10 @@
           <w:b/>
           <w:bCs/>
         </w:rPr>
-        <w:t xml:space="preserve">Dividend (Dividendo)</w:t>
-      </w:r>
-      <w:r>
-        <w:t xml:space="preserve"> — The number you are splitting up in a division problem.</w:t>
+        <w:t xml:space="preserve">Reciprocal (Recíproco)</w:t>
+      </w:r>
+      <w:r>
+        <w:t xml:space="preserve"> — A fraction turned upside down.</w:t>
       </w:r>
     </w:p>
     <w:p>
@@ -287,10 +287,10 @@
           <w:b/>
           <w:bCs/>
         </w:rPr>
-        <w:t xml:space="preserve">Divisor (Divisor)</w:t>
-      </w:r>
-      <w:r>
-        <w:t xml:space="preserve"> — The number you split by in a division problem.</w:t>
+        <w:t xml:space="preserve">Quotient (Cociente)</w:t>
+      </w:r>
+      <w:r>
+        <w:t xml:space="preserve"> — The answer when you divide.</w:t>
       </w:r>
     </w:p>
     <w:p>
@@ -350,10 +350,10 @@
           <w:b/>
           <w:bCs/>
         </w:rPr>
-        <w:t xml:space="preserve">Quotient (Cociente)</w:t>
-      </w:r>
-      <w:r>
-        <w:t xml:space="preserve"> — The answer when you divide.</w:t>
+        <w:t xml:space="preserve">Dividend (Dividendo)</w:t>
+      </w:r>
+      <w:r>
+        <w:t xml:space="preserve"> — The total number being divided into equal groups (the number inside the division bracket).</w:t>
       </w:r>
     </w:p>
     <w:p>
@@ -413,10 +413,10 @@
           <w:b/>
           <w:bCs/>
         </w:rPr>
-        <w:t xml:space="preserve">Reciprocal (Recíproco)</w:t>
-      </w:r>
-      <w:r>
-        <w:t xml:space="preserve"> — A fraction turned upside down.</w:t>
+        <w:t xml:space="preserve">Divisor (Divisor)</w:t>
+      </w:r>
+      <w:r>
+        <w:t xml:space="preserve"> — The number of equal groups you are dividing into (the number outside the division bracket).</w:t>
       </w:r>
     </w:p>
     <w:p>
@@ -1450,7 +1450,7 @@
         <w:spacing w:after="20" w:before="0"/>
       </w:pPr>
       <w:r>
-        <w:t xml:space="preserve">     3 ÷ 1/4 asks: how many 1/4-size pieces fit into 3? The answer is 12, because each whole has 4 fourths, and 3 × 4 = 12.</w:t>
+        <w:t xml:space="preserve">     3 ÷ 1/4 asks how many 1/4-size pieces fit into 3. To find that, put a 1 under the 3 and use Keep, Change, Flip: 3/1 × 4/1 = 12.</w:t>
       </w:r>
     </w:p>
     <w:p>
@@ -1482,7 +1482,7 @@
         <w:spacing w:after="20" w:before="0"/>
       </w:pPr>
       <w:r>
-        <w:t xml:space="preserve">     Finding how many 1/3-size pieces fit into 2 is represented by 2 ÷ 1/3. The answer is 6.</w:t>
+        <w:t xml:space="preserve">     Finding how many 1/3-size pieces fit into 2 is written 2 ÷ 1/3. Put a 1 under the 2, then Keep, Change, Flip: 2/1 × 3/1 = 6.</w:t>
       </w:r>
     </w:p>
     <w:p>
@@ -1582,7 +1582,7 @@
         <w:spacing w:after="20" w:before="0"/>
       </w:pPr>
       <w:r>
-        <w:t xml:space="preserve">     You are finding how many 1/4-foot pieces fit into 5 feet, which is 5 ÷ 1/4 = 5 × 4 = 20 books.</w:t>
+        <w:t xml:space="preserve">     The expression is 5 ÷ 1/4. Put a 1 under the 5, then Keep, Change, Flip: 5/1 × 4/1 = 20 books.</w:t>
       </w:r>
     </w:p>
     <w:p>
@@ -1622,7 +1622,7 @@
         <w:spacing w:after="20" w:before="0"/>
       </w:pPr>
       <w:r>
-        <w:t xml:space="preserve">     Correct work: To divide, multiply by the reciprocal of the DIVISOR (1/5), not the dividend. The reciprocal of 1/5 is 5, so 6 ÷ 1/5 = 6 × 5 = 30 scoops.</w:t>
+        <w:t xml:space="preserve">     Correct work: Keep, Change, Flip flips the DIVISOR (1/5), not the dividend. Put a 1 under the 6 and flip 1/5 to 5/1: 6/1 × 5/1 = 30 scoops.</w:t>
       </w:r>
     </w:p>
     <w:p>
@@ -1630,7 +1630,7 @@
         <w:spacing w:after="80" w:before="0"/>
       </w:pPr>
       <w:r>
-        <w:t xml:space="preserve">     Watch for: In the "Student writes" step the reciprocal was taken of the dividend 6 instead of the divisor 1/5. Only the divisor gets flipped: the reciprocal of 1/5 is 5, so 6 ÷ 1/5 = 6 × 5 = 30 scoops. That matches the story too — each cup holds 5 one-fifth scoops, and there are 6 cups.</w:t>
+        <w:t xml:space="preserve">     Watch for: In the "Student writes" step the reciprocal was taken of the dividend 6 instead of the divisor 1/5. Keep the first number and flip only the second: 6/1 × 5/1 = 30 scoops. That matches the story too — each cup holds 5 one-fifth scoops, and there are 6 cups.</w:t>
       </w:r>
     </w:p>
     <w:p>
@@ -1650,7 +1650,7 @@
         <w:spacing w:after="20" w:before="0"/>
       </w:pPr>
       <w:r>
-        <w:t xml:space="preserve">     Dividing by 1/3 asks how many 1/3-foot pieces fit into 8 feet. Each foot holds 3 thirds, so 8 × 3 = 24 pieces.</w:t>
+        <w:t xml:space="preserve">     Dividing by 1/3 asks how many 1/3-foot pieces fit into 8 feet. Put a 1 under the 8 and use Keep, Change, Flip: 8/1 × 3/1 = 24 pieces.</w:t>
       </w:r>
     </w:p>
     <w:p>
@@ -1682,7 +1682,7 @@
         <w:spacing w:after="20" w:before="0"/>
       </w:pPr>
       <w:r>
-        <w:t xml:space="preserve">     How many 1/6-inch slivers fit into 5 inches? Each inch holds 6 sixths, so 5 × 6 = 30 slivers.</w:t>
+        <w:t xml:space="preserve">     How many 1/6-inch slivers fit into 5 inches? Put a 1 under the 5, then Keep, Change, Flip: 5/1 × 6/1 = 30 slivers.</w:t>
       </w:r>
     </w:p>
     <w:p>
@@ -1850,7 +1850,7 @@
         <w:spacing w:after="20" w:before="0"/>
       </w:pPr>
       <w:r>
-        <w:t xml:space="preserve">     Correct work: The story asks 'how many 1/4-foot pieces fit into 9 feet,' so the dividend is the whole (9) and the divisor is the piece size (1/4): 9 ÷ 1/4. The detective swapped the dividend and divisor. The correct answer is 9 × 4 = 36 pieces.</w:t>
+        <w:t xml:space="preserve">     Correct work: The story asks how many 1/4-foot pieces fit into 9 feet, so the expression is 9 ÷ 1/4, not 1/4 ÷ 9. Put a 1 under the 9 and flip the divisor: 9/1 × 4/1 = 36 pieces.</w:t>
       </w:r>
     </w:p>
     <w:p>
@@ -1858,7 +1858,7 @@
         <w:spacing w:after="80" w:before="0"/>
       </w:pPr>
       <w:r>
-        <w:t xml:space="preserve">     Watch for: The "Detective writes" step reverses the two numbers. The 9-foot strip is the total being cut, so it is the dividend, and 1/4 foot is the size of each piece, so it is the divisor: 9 ÷ 1/4. Each foot holds 4 quarter-foot pieces, so the answer is 9 × 4 = 36 pieces — an answer smaller than a single foot, like 1/36, cannot describe a count of pieces.</w:t>
+        <w:t xml:space="preserve">     Watch for: The "Detective writes" step reverses the two numbers. The 9-foot strip is the total being cut, so it is the dividend, and 1/4 foot is the size of each piece, so it is the divisor: 9 ÷ 1/4. Put a 1 under the 9 and use Keep, Change, Flip: 9/1 × 4/1 = 36 pieces — an answer smaller than a single foot, like 1/36, cannot describe a count of pieces.</w:t>
       </w:r>
     </w:p>
     <w:sectPr>

--- a/lessons/6-1/homework.docx
+++ b/lessons/6-1/homework.docx
@@ -80,7 +80,7 @@
         <w:spacing w:after="60" w:before="0"/>
       </w:pPr>
       <w:r>
-        <w:t xml:space="preserve">Content: I can divide a whole number by a unit fraction and a unit fraction by a whole number by writing the whole number over 1 and using Keep, Change, Flip.</w:t>
+        <w:t xml:space="preserve">Content: I can divide a whole number by a unit fraction and divide a fraction by a whole number by writing the whole number over 1 and using Keep, Change, Flip.</w:t>
       </w:r>
     </w:p>
     <w:p>
@@ -532,23 +532,23 @@
         <w:spacing w:after="40" w:before="0"/>
       </w:pPr>
       <w:r>
-        <w:t xml:space="preserve">     B. 3 groups of 1/4</w:t>
-      </w:r>
-    </w:p>
-    <w:p>
-      <w:pPr>
-        <w:spacing w:after="40" w:before="0"/>
-      </w:pPr>
-      <w:r>
-        <w:t xml:space="preserve">     C. 3 minus 1/4</w:t>
-      </w:r>
-    </w:p>
-    <w:p>
-      <w:pPr>
-        <w:spacing w:after="40" w:before="0"/>
-      </w:pPr>
-      <w:r>
-        <w:t xml:space="preserve">     D. 1/4 of 3</w:t>
+        <w:t xml:space="preserve">     B. 1/4 of 3</w:t>
+      </w:r>
+    </w:p>
+    <w:p>
+      <w:pPr>
+        <w:spacing w:after="40" w:before="0"/>
+      </w:pPr>
+      <w:r>
+        <w:t xml:space="preserve">     C. 3 groups of 1/4</w:t>
+      </w:r>
+    </w:p>
+    <w:p>
+      <w:pPr>
+        <w:spacing w:after="40" w:before="0"/>
+      </w:pPr>
+      <w:r>
+        <w:t xml:space="preserve">     D. 3 minus 1/4</w:t>
       </w:r>
     </w:p>
     <w:p>
@@ -579,23 +579,23 @@
         <w:spacing w:after="40" w:before="0"/>
       </w:pPr>
       <w:r>
-        <w:t xml:space="preserve">     A. 2 ÷ 1/3</w:t>
-      </w:r>
-    </w:p>
-    <w:p>
-      <w:pPr>
-        <w:spacing w:after="40" w:before="0"/>
-      </w:pPr>
-      <w:r>
-        <w:t xml:space="preserve">     B. 2 × 1/3</w:t>
-      </w:r>
-    </w:p>
-    <w:p>
-      <w:pPr>
-        <w:spacing w:after="40" w:before="0"/>
-      </w:pPr>
-      <w:r>
-        <w:t xml:space="preserve">     C. 1/3 ÷ 2</w:t>
+        <w:t xml:space="preserve">     A. 1/3 ÷ 2</w:t>
+      </w:r>
+    </w:p>
+    <w:p>
+      <w:pPr>
+        <w:spacing w:after="40" w:before="0"/>
+      </w:pPr>
+      <w:r>
+        <w:t xml:space="preserve">     B. 2 ÷ 1/3</w:t>
+      </w:r>
+    </w:p>
+    <w:p>
+      <w:pPr>
+        <w:spacing w:after="40" w:before="0"/>
+      </w:pPr>
+      <w:r>
+        <w:t xml:space="preserve">     C. 2 × 1/3</w:t>
       </w:r>
     </w:p>
     <w:p>
@@ -839,23 +839,23 @@
         <w:spacing w:after="40" w:before="0"/>
       </w:pPr>
       <w:r>
-        <w:t xml:space="preserve">     A. 5 ÷ 1/4 = 20 books</w:t>
-      </w:r>
-    </w:p>
-    <w:p>
-      <w:pPr>
-        <w:spacing w:after="40" w:before="0"/>
-      </w:pPr>
-      <w:r>
-        <w:t xml:space="preserve">     B. 5 × 1/4 = 1 1/4 books</w:t>
-      </w:r>
-    </w:p>
-    <w:p>
-      <w:pPr>
-        <w:spacing w:after="40" w:before="0"/>
-      </w:pPr>
-      <w:r>
-        <w:t xml:space="preserve">     C. 1/4 ÷ 5 = 1/20 book</w:t>
+        <w:t xml:space="preserve">     A. 1/4 ÷ 5 = 1/20 book</w:t>
+      </w:r>
+    </w:p>
+    <w:p>
+      <w:pPr>
+        <w:spacing w:after="40" w:before="0"/>
+      </w:pPr>
+      <w:r>
+        <w:t xml:space="preserve">     B. 5 ÷ 1/4 = 20 books</w:t>
+      </w:r>
+    </w:p>
+    <w:p>
+      <w:pPr>
+        <w:spacing w:after="40" w:before="0"/>
+      </w:pPr>
+      <w:r>
+        <w:t xml:space="preserve">     C. 5 × 1/4 = 1 1/4 books</w:t>
       </w:r>
     </w:p>
     <w:p>
@@ -886,198 +886,7 @@
           <w:b/>
           <w:bCs/>
         </w:rPr>
-        <w:t xml:space="preserve">5. Spot the Common Mistake</w:t>
-      </w:r>
-    </w:p>
-    <w:p>
-      <w:pPr>
-        <w:spacing w:after="40" w:before="0"/>
-      </w:pPr>
-      <w:r>
-        <w:t xml:space="preserve">   Step 1 (Problem): How many 1/5-cup scoops fill a 6-cup container? Find 6 ÷ 1/5.</w:t>
-      </w:r>
-    </w:p>
-    <w:p>
-      <w:pPr>
-        <w:spacing w:after="40" w:before="0"/>
-      </w:pPr>
-      <w:r>
-        <w:t xml:space="preserve">   Step 2 (Student writes): I will flip the first number instead of the divisor: 6 ÷ 1/5 = 1/6 × 5 = 5/6 scoop.</w:t>
-      </w:r>
-    </w:p>
-    <w:p>
-      <w:pPr>
-        <w:spacing w:after="40" w:before="0"/>
-      </w:pPr>
-      <w:r>
-        <w:t xml:space="preserve">   Step 3 (Student's answer): 5/6 of a scoop</w:t>
-      </w:r>
-    </w:p>
-    <w:p>
-      <w:pPr>
-        <w:spacing w:after="60" w:before="0"/>
-      </w:pPr>
-      <w:r>
-        <w:rPr>
-          <w:i/>
-          <w:iCs/>
-        </w:rPr>
-        <w:t xml:space="preserve">Which step has the mistake? Explain and fix it:</w:t>
-      </w:r>
-    </w:p>
-    <w:p>
-      <w:pPr>
-        <w:spacing w:after="60" w:before="120"/>
-      </w:pPr>
-      <w:r>
-        <w:rPr>
-          <w:color w:val="BBBBBB"/>
-        </w:rPr>
-        <w:t xml:space="preserve">______________________________________________________________________</w:t>
-      </w:r>
-    </w:p>
-    <w:p>
-      <w:pPr>
-        <w:spacing w:after="60" w:before="120"/>
-      </w:pPr>
-      <w:r>
-        <w:rPr>
-          <w:color w:val="BBBBBB"/>
-        </w:rPr>
-        <w:t xml:space="preserve">______________________________________________________________________</w:t>
-      </w:r>
-    </w:p>
-    <w:p>
-      <w:pPr>
-        <w:spacing w:after="60" w:before="120"/>
-      </w:pPr>
-      <w:r>
-        <w:rPr>
-          <w:color w:val="BBBBBB"/>
-        </w:rPr>
-        <w:t xml:space="preserve">______________________________________________________________________</w:t>
-      </w:r>
-    </w:p>
-    <w:p>
-      <w:pPr>
-        <w:spacing w:after="80" w:before="0"/>
-      </w:pPr>
-      <w:r>
-        <w:rPr>
-          <w:b/>
-          <w:bCs/>
-        </w:rPr>
-        <w:t xml:space="preserve">6. Agent Cole has 8 feet of evidence rope and cuts it into 1/3-foot pieces for tagging. What does 8 ÷ 1/3 mean?</w:t>
-      </w:r>
-    </w:p>
-    <w:p>
-      <w:pPr>
-        <w:spacing w:after="40" w:before="0"/>
-      </w:pPr>
-      <w:r>
-        <w:t xml:space="preserve">     A. How many 1/3-foot pieces fit into 8 feet</w:t>
-      </w:r>
-    </w:p>
-    <w:p>
-      <w:pPr>
-        <w:spacing w:after="40" w:before="0"/>
-      </w:pPr>
-      <w:r>
-        <w:t xml:space="preserve">     B. 1/3 of the 8 feet of rope</w:t>
-      </w:r>
-    </w:p>
-    <w:p>
-      <w:pPr>
-        <w:spacing w:after="40" w:before="0"/>
-      </w:pPr>
-      <w:r>
-        <w:t xml:space="preserve">     C. 8 feet shortened by 1/3 of a foot</w:t>
-      </w:r>
-    </w:p>
-    <w:p>
-      <w:pPr>
-        <w:spacing w:after="40" w:before="0"/>
-      </w:pPr>
-      <w:r>
-        <w:t xml:space="preserve">     D. 8 pieces that are each 1/3 foot long</w:t>
-      </w:r>
-    </w:p>
-    <w:p>
-      <w:pPr>
-        <w:spacing w:after="60" w:before="120"/>
-      </w:pPr>
-      <w:r>
-        <w:rPr>
-          <w:color w:val="BBBBBB"/>
-        </w:rPr>
-        <w:t xml:space="preserve">______________________________________________________________________</w:t>
-      </w:r>
-    </w:p>
-    <w:p>
-      <w:pPr>
-        <w:spacing w:after="80" w:before="0"/>
-      </w:pPr>
-      <w:r>
-        <w:rPr>
-          <w:b/>
-          <w:bCs/>
-        </w:rPr>
-        <w:t xml:space="preserve">7. Picture clue: a 5-inch fingerprint strip is split into 1/6-inch slivers under the microscope. Which division does the picture show, and what is the count?</w:t>
-      </w:r>
-    </w:p>
-    <w:p>
-      <w:pPr>
-        <w:spacing w:after="40" w:before="0"/>
-      </w:pPr>
-      <w:r>
-        <w:t xml:space="preserve">     A. 5 ÷ 1/6 = 30 slivers</w:t>
-      </w:r>
-    </w:p>
-    <w:p>
-      <w:pPr>
-        <w:spacing w:after="40" w:before="0"/>
-      </w:pPr>
-      <w:r>
-        <w:t xml:space="preserve">     B. 5 ÷ 6 = 5/6 of a sliver</w:t>
-      </w:r>
-    </w:p>
-    <w:p>
-      <w:pPr>
-        <w:spacing w:after="40" w:before="0"/>
-      </w:pPr>
-      <w:r>
-        <w:t xml:space="preserve">     C. 1/6 ÷ 5 = 1/30 sliver</w:t>
-      </w:r>
-    </w:p>
-    <w:p>
-      <w:pPr>
-        <w:spacing w:after="40" w:before="0"/>
-      </w:pPr>
-      <w:r>
-        <w:t xml:space="preserve">     D. 5 × 1/6 = 5/6 of an inch</w:t>
-      </w:r>
-    </w:p>
-    <w:p>
-      <w:pPr>
-        <w:spacing w:after="60" w:before="120"/>
-      </w:pPr>
-      <w:r>
-        <w:rPr>
-          <w:color w:val="BBBBBB"/>
-        </w:rPr>
-        <w:t xml:space="preserve">______________________________________________________________________</w:t>
-      </w:r>
-    </w:p>
-    <w:p>
-      <w:pPr>
-        <w:spacing w:after="80" w:before="0"/>
-      </w:pPr>
-      <w:r>
-        <w:rPr>
-          <w:b/>
-          <w:bCs/>
-        </w:rPr>
-        <w:t xml:space="preserve">8. Match each detective story to the fraction-division expression and quotient that solves it.</w:t>
+        <w:t xml:space="preserve">5. Match each fraction ÷ whole number expression to its quotient.</w:t>
       </w:r>
     </w:p>
     <w:tbl>
@@ -1136,17 +945,17 @@
           </w:tcPr>
           <w:p>
             <w:r>
-              <w:t xml:space="preserve">____  A 9-yard trail of footprints is marked off in 1/3-yard steps.</w:t>
-            </w:r>
-          </w:p>
-        </w:tc>
-        <w:tc>
-          <w:tcPr>
-            <w:tcW w:type="pct" w:w="50%"/>
-          </w:tcPr>
-          <w:p>
-            <w:r>
-              <w:t xml:space="preserve">E. 8 ÷ 1/5 = 40</w:t>
+              <w:t xml:space="preserve">____  3/4 ÷ 2</w:t>
+            </w:r>
+          </w:p>
+        </w:tc>
+        <w:tc>
+          <w:tcPr>
+            <w:tcW w:type="pct" w:w="50%"/>
+          </w:tcPr>
+          <w:p>
+            <w:r>
+              <w:t xml:space="preserve">F. 1/8</w:t>
             </w:r>
           </w:p>
         </w:tc>
@@ -1158,17 +967,17 @@
           </w:tcPr>
           <w:p>
             <w:r>
-              <w:t xml:space="preserve">____  A 7-foot crime-scene barrier is taped into 1/4-foot zones.</w:t>
-            </w:r>
-          </w:p>
-        </w:tc>
-        <w:tc>
-          <w:tcPr>
-            <w:tcW w:type="pct" w:w="50%"/>
-          </w:tcPr>
-          <w:p>
-            <w:r>
-              <w:t xml:space="preserve">D. 6 ÷ 1/6 = 36</w:t>
+              <w:t xml:space="preserve">____  2/3 ÷ 4</w:t>
+            </w:r>
+          </w:p>
+        </w:tc>
+        <w:tc>
+          <w:tcPr>
+            <w:tcW w:type="pct" w:w="50%"/>
+          </w:tcPr>
+          <w:p>
+            <w:r>
+              <w:t xml:space="preserve">E. 2/9</w:t>
             </w:r>
           </w:p>
         </w:tc>
@@ -1180,17 +989,17 @@
           </w:tcPr>
           <w:p>
             <w:r>
-              <w:t xml:space="preserve">____  A 10-cup batch of fingerprint powder is bottled in 1/2-cup jars.</w:t>
-            </w:r>
-          </w:p>
-        </w:tc>
-        <w:tc>
-          <w:tcPr>
-            <w:tcW w:type="pct" w:w="50%"/>
-          </w:tcPr>
-          <w:p>
-            <w:r>
-              <w:t xml:space="preserve">C. 10 ÷ 1/2 = 20</w:t>
+              <w:t xml:space="preserve">____  5/6 ÷ 2</w:t>
+            </w:r>
+          </w:p>
+        </w:tc>
+        <w:tc>
+          <w:tcPr>
+            <w:tcW w:type="pct" w:w="50%"/>
+          </w:tcPr>
+          <w:p>
+            <w:r>
+              <w:t xml:space="preserve">D. 1/5</w:t>
             </w:r>
           </w:p>
         </w:tc>
@@ -1202,17 +1011,17 @@
           </w:tcPr>
           <w:p>
             <w:r>
-              <w:t xml:space="preserve">____  A 6-foot wire of evidence is cut into 1/6-foot samples.</w:t>
-            </w:r>
-          </w:p>
-        </w:tc>
-        <w:tc>
-          <w:tcPr>
-            <w:tcW w:type="pct" w:w="50%"/>
-          </w:tcPr>
-          <w:p>
-            <w:r>
-              <w:t xml:space="preserve">B. 7 ÷ 1/4 = 28</w:t>
+              <w:t xml:space="preserve">____  3/5 ÷ 3</w:t>
+            </w:r>
+          </w:p>
+        </w:tc>
+        <w:tc>
+          <w:tcPr>
+            <w:tcW w:type="pct" w:w="50%"/>
+          </w:tcPr>
+          <w:p>
+            <w:r>
+              <w:t xml:space="preserve">C. 5/12</w:t>
             </w:r>
           </w:p>
         </w:tc>
@@ -1224,17 +1033,39 @@
           </w:tcPr>
           <w:p>
             <w:r>
-              <w:t xml:space="preserve">____  An 8-meter surveillance reel is logged in 1/5-meter clips.</w:t>
-            </w:r>
-          </w:p>
-        </w:tc>
-        <w:tc>
-          <w:tcPr>
-            <w:tcW w:type="pct" w:w="50%"/>
-          </w:tcPr>
-          <w:p>
-            <w:r>
-              <w:t xml:space="preserve">A. 9 ÷ 1/3 = 27</w:t>
+              <w:t xml:space="preserve">____  4/9 ÷ 2</w:t>
+            </w:r>
+          </w:p>
+        </w:tc>
+        <w:tc>
+          <w:tcPr>
+            <w:tcW w:type="pct" w:w="50%"/>
+          </w:tcPr>
+          <w:p>
+            <w:r>
+              <w:t xml:space="preserve">B. 1/6</w:t>
+            </w:r>
+          </w:p>
+        </w:tc>
+      </w:tr>
+      <w:tr>
+        <w:tc>
+          <w:tcPr>
+            <w:tcW w:type="pct" w:w="50%"/>
+          </w:tcPr>
+          <w:p>
+            <w:r>
+              <w:t xml:space="preserve">____  5/8 ÷ 5</w:t>
+            </w:r>
+          </w:p>
+        </w:tc>
+        <w:tc>
+          <w:tcPr>
+            <w:tcW w:type="pct" w:w="50%"/>
+          </w:tcPr>
+          <w:p>
+            <w:r>
+              <w:t xml:space="preserve">A. 3/8</w:t>
             </w:r>
           </w:p>
         </w:tc>
@@ -1260,67 +1091,98 @@
           <w:b/>
           <w:bCs/>
         </w:rPr>
-        <w:t xml:space="preserve">9. A detective must label each story: is the question asking 'how many groups (pieces)?' or 'how big is each share?'</w:t>
+        <w:t xml:space="preserve">6. A 5/6-mile stretch of the evidence trail is split equally among 3 search teams. How much of a mile does each team walk?</w:t>
+      </w:r>
+    </w:p>
+    <w:p>
+      <w:pPr>
+        <w:spacing w:after="40" w:before="0"/>
+      </w:pPr>
+      <w:r>
+        <w:t xml:space="preserve">     A. 1/18 mile</w:t>
+      </w:r>
+    </w:p>
+    <w:p>
+      <w:pPr>
+        <w:spacing w:after="40" w:before="0"/>
+      </w:pPr>
+      <w:r>
+        <w:t xml:space="preserve">     B. 5/2 miles</w:t>
+      </w:r>
+    </w:p>
+    <w:p>
+      <w:pPr>
+        <w:spacing w:after="40" w:before="0"/>
+      </w:pPr>
+      <w:r>
+        <w:t xml:space="preserve">     C. 5/6 mile</w:t>
+      </w:r>
+    </w:p>
+    <w:p>
+      <w:pPr>
+        <w:spacing w:after="40" w:before="0"/>
+      </w:pPr>
+      <w:r>
+        <w:t xml:space="preserve">     D. 5/18 mile</w:t>
+      </w:r>
+    </w:p>
+    <w:p>
+      <w:pPr>
+        <w:spacing w:after="60" w:before="120"/>
+      </w:pPr>
+      <w:r>
+        <w:rPr>
+          <w:color w:val="BBBBBB"/>
+        </w:rPr>
+        <w:t xml:space="preserve">______________________________________________________________________</w:t>
       </w:r>
     </w:p>
     <w:p>
       <w:pPr>
         <w:spacing w:after="80" w:before="0"/>
+      </w:pPr>
+      <w:r>
+        <w:rPr>
+          <w:b/>
+          <w:bCs/>
+        </w:rPr>
+        <w:t xml:space="preserve">7. Spot the Common Mistake</w:t>
+      </w:r>
+    </w:p>
+    <w:p>
+      <w:pPr>
+        <w:spacing w:after="40" w:before="0"/>
+      </w:pPr>
+      <w:r>
+        <w:t xml:space="preserve">   Step 1 (Problem): How many 1/5-cup scoops fill a 6-cup container? Find 6 ÷ 1/5.</w:t>
+      </w:r>
+    </w:p>
+    <w:p>
+      <w:pPr>
+        <w:spacing w:after="40" w:before="0"/>
+      </w:pPr>
+      <w:r>
+        <w:t xml:space="preserve">   Step 2 (Student writes): I will flip the first number instead of the divisor: 6 ÷ 1/5 = 1/6 × 5 = 5/6 scoop.</w:t>
+      </w:r>
+    </w:p>
+    <w:p>
+      <w:pPr>
+        <w:spacing w:after="40" w:before="0"/>
+      </w:pPr>
+      <w:r>
+        <w:t xml:space="preserve">   Step 3 (Student's answer): 5/6 of a scoop</w:t>
+      </w:r>
+    </w:p>
+    <w:p>
+      <w:pPr>
+        <w:spacing w:after="60" w:before="0"/>
       </w:pPr>
       <w:r>
         <w:rPr>
           <w:i/>
           <w:iCs/>
         </w:rPr>
-        <w:t xml:space="preserve">Groups: Asking: How Many Groups (Pieces)?   |   Asking: How Big Is Each Share?</w:t>
-      </w:r>
-    </w:p>
-    <w:p>
-      <w:pPr>
-        <w:spacing w:after="40" w:before="0"/>
-      </w:pPr>
-      <w:r>
-        <w:t xml:space="preserve">   • How many 1/4-foot pieces fit into 9 feet of tape? (9 ÷ 1/4)   → __________________</w:t>
-      </w:r>
-    </w:p>
-    <w:p>
-      <w:pPr>
-        <w:spacing w:after="40" w:before="0"/>
-      </w:pPr>
-      <w:r>
-        <w:t xml:space="preserve">   • How many 1/3-yard steps fit into 9 yards of footprints? (9 ÷ 1/3)   → __________________</w:t>
-      </w:r>
-    </w:p>
-    <w:p>
-      <w:pPr>
-        <w:spacing w:after="40" w:before="0"/>
-      </w:pPr>
-      <w:r>
-        <w:t xml:space="preserve">   • How many 1/5-meter clips are in an 8-meter reel? (8 ÷ 1/5)   → __________________</w:t>
-      </w:r>
-    </w:p>
-    <w:p>
-      <w:pPr>
-        <w:spacing w:after="40" w:before="0"/>
-      </w:pPr>
-      <w:r>
-        <w:t xml:space="preserve">   • 6 feet of wire shared equally among 3 agents — how long is each share?   → __________________</w:t>
-      </w:r>
-    </w:p>
-    <w:p>
-      <w:pPr>
-        <w:spacing w:after="40" w:before="0"/>
-      </w:pPr>
-      <w:r>
-        <w:t xml:space="preserve">   • 12 photos sorted equally into 4 case files — how many per file?   → __________________</w:t>
-      </w:r>
-    </w:p>
-    <w:p>
-      <w:pPr>
-        <w:spacing w:after="40" w:before="0"/>
-      </w:pPr>
-      <w:r>
-        <w:t xml:space="preserve">   • 20 minutes of footage split evenly across 5 suspects — how long is each clip?   → __________________</w:t>
+        <w:t xml:space="preserve">Which step has the mistake? Explain and fix it:</w:t>
       </w:r>
     </w:p>
     <w:p>
@@ -1336,6 +1198,28 @@
     </w:p>
     <w:p>
       <w:pPr>
+        <w:spacing w:after="60" w:before="120"/>
+      </w:pPr>
+      <w:r>
+        <w:rPr>
+          <w:color w:val="BBBBBB"/>
+        </w:rPr>
+        <w:t xml:space="preserve">______________________________________________________________________</w:t>
+      </w:r>
+    </w:p>
+    <w:p>
+      <w:pPr>
+        <w:spacing w:after="60" w:before="120"/>
+      </w:pPr>
+      <w:r>
+        <w:rPr>
+          <w:color w:val="BBBBBB"/>
+        </w:rPr>
+        <w:t xml:space="preserve">______________________________________________________________________</w:t>
+      </w:r>
+    </w:p>
+    <w:p>
+      <w:pPr>
         <w:spacing w:after="80" w:before="0"/>
       </w:pPr>
       <w:r>
@@ -1343,106 +1227,222 @@
           <w:b/>
           <w:bCs/>
         </w:rPr>
-        <w:t xml:space="preserve">10. Level 2 Extension — Which Question Is Being Asked?</w:t>
-      </w:r>
-    </w:p>
-    <w:p>
-      <w:pPr>
-        <w:spacing w:after="40" w:before="0"/>
-      </w:pPr>
-      <w:r>
-        <w:t xml:space="preserve">   Step 1 (Case file): A 9-foot strip of evidence tape is cut into 1/4-foot pieces. How many pieces?</w:t>
-      </w:r>
-    </w:p>
-    <w:p>
-      <w:pPr>
-        <w:spacing w:after="40" w:before="0"/>
-      </w:pPr>
-      <w:r>
-        <w:t xml:space="preserve">   Step 2 (Detective writes): This is 1/4 ÷ 9 — split the 1/4-foot piece among 9 sections.</w:t>
-      </w:r>
-    </w:p>
-    <w:p>
-      <w:pPr>
-        <w:spacing w:after="40" w:before="0"/>
-      </w:pPr>
-      <w:r>
-        <w:t xml:space="preserve">   Step 3 (Detective's answer): 1/36 of a foot per piece</w:t>
-      </w:r>
-    </w:p>
-    <w:p>
-      <w:pPr>
-        <w:spacing w:after="60" w:before="0"/>
+        <w:t xml:space="preserve">8. Agent Cole has 8 feet of evidence rope and cuts it into 1/3-foot pieces for tagging. What does 8 ÷ 1/3 mean?</w:t>
+      </w:r>
+    </w:p>
+    <w:p>
+      <w:pPr>
+        <w:spacing w:after="40" w:before="0"/>
+      </w:pPr>
+      <w:r>
+        <w:t xml:space="preserve">     A. How many 1/3-foot pieces fit into 8 feet</w:t>
+      </w:r>
+    </w:p>
+    <w:p>
+      <w:pPr>
+        <w:spacing w:after="40" w:before="0"/>
+      </w:pPr>
+      <w:r>
+        <w:t xml:space="preserve">     B. 1/3 of the 8 feet of rope</w:t>
+      </w:r>
+    </w:p>
+    <w:p>
+      <w:pPr>
+        <w:spacing w:after="40" w:before="0"/>
+      </w:pPr>
+      <w:r>
+        <w:t xml:space="preserve">     C. 8 feet shortened by 1/3 of a foot</w:t>
+      </w:r>
+    </w:p>
+    <w:p>
+      <w:pPr>
+        <w:spacing w:after="40" w:before="0"/>
+      </w:pPr>
+      <w:r>
+        <w:t xml:space="preserve">     D. 8 pieces that are each 1/3 foot long</w:t>
+      </w:r>
+    </w:p>
+    <w:p>
+      <w:pPr>
+        <w:spacing w:after="60" w:before="120"/>
+      </w:pPr>
+      <w:r>
+        <w:rPr>
+          <w:color w:val="BBBBBB"/>
+        </w:rPr>
+        <w:t xml:space="preserve">______________________________________________________________________</w:t>
+      </w:r>
+    </w:p>
+    <w:p>
+      <w:pPr>
+        <w:spacing w:after="80" w:before="0"/>
+      </w:pPr>
+      <w:r>
+        <w:rPr>
+          <w:b/>
+          <w:bCs/>
+        </w:rPr>
+        <w:t xml:space="preserve">9. Picture clue: a 5-inch fingerprint strip is split into 1/6-inch slivers under the microscope. Which division does the picture show, and what is the count?</w:t>
+      </w:r>
+    </w:p>
+    <w:p>
+      <w:pPr>
+        <w:spacing w:after="40" w:before="0"/>
+      </w:pPr>
+      <w:r>
+        <w:t xml:space="preserve">     A. 1/6 ÷ 5 = 1/30 sliver</w:t>
+      </w:r>
+    </w:p>
+    <w:p>
+      <w:pPr>
+        <w:spacing w:after="40" w:before="0"/>
+      </w:pPr>
+      <w:r>
+        <w:t xml:space="preserve">     B. 5 ÷ 1/6 = 30 slivers</w:t>
+      </w:r>
+    </w:p>
+    <w:p>
+      <w:pPr>
+        <w:spacing w:after="40" w:before="0"/>
+      </w:pPr>
+      <w:r>
+        <w:t xml:space="preserve">     C. 5 ÷ 6 = 5/6 of a sliver</w:t>
+      </w:r>
+    </w:p>
+    <w:p>
+      <w:pPr>
+        <w:spacing w:after="40" w:before="0"/>
+      </w:pPr>
+      <w:r>
+        <w:t xml:space="preserve">     D. 5 × 1/6 = 5/6 of an inch</w:t>
+      </w:r>
+    </w:p>
+    <w:p>
+      <w:pPr>
+        <w:spacing w:after="60" w:before="120"/>
+      </w:pPr>
+      <w:r>
+        <w:rPr>
+          <w:color w:val="BBBBBB"/>
+        </w:rPr>
+        <w:t xml:space="preserve">______________________________________________________________________</w:t>
+      </w:r>
+    </w:p>
+    <w:p>
+      <w:pPr>
+        <w:spacing w:after="80" w:before="0"/>
+      </w:pPr>
+      <w:r>
+        <w:rPr>
+          <w:b/>
+          <w:bCs/>
+        </w:rPr>
+        <w:t xml:space="preserve">10. A 2/3-yard length of evidence tape is cut into 2 equal pieces. Which expression finds the length of one piece?</w:t>
+      </w:r>
+    </w:p>
+    <w:p>
+      <w:pPr>
+        <w:spacing w:after="40" w:before="0"/>
+      </w:pPr>
+      <w:r>
+        <w:t xml:space="preserve">     A. 2/3 × 2</w:t>
+      </w:r>
+    </w:p>
+    <w:p>
+      <w:pPr>
+        <w:spacing w:after="40" w:before="0"/>
+      </w:pPr>
+      <w:r>
+        <w:t xml:space="preserve">     B. 2/3 ÷ 2</w:t>
+      </w:r>
+    </w:p>
+    <w:p>
+      <w:pPr>
+        <w:spacing w:after="40" w:before="0"/>
+      </w:pPr>
+      <w:r>
+        <w:t xml:space="preserve">     C. 2 ÷ 2/3</w:t>
+      </w:r>
+    </w:p>
+    <w:p>
+      <w:pPr>
+        <w:spacing w:after="40" w:before="0"/>
+      </w:pPr>
+      <w:r>
+        <w:t xml:space="preserve">     D. 2/3 + 2</w:t>
+      </w:r>
+    </w:p>
+    <w:p>
+      <w:pPr>
+        <w:spacing w:after="60" w:before="120"/>
+      </w:pPr>
+      <w:r>
+        <w:rPr>
+          <w:color w:val="BBBBBB"/>
+        </w:rPr>
+        <w:t xml:space="preserve">______________________________________________________________________</w:t>
+      </w:r>
+    </w:p>
+    <w:p>
+      <w:r>
+        <w:br w:type="page"/>
+      </w:r>
+    </w:p>
+    <w:p>
+      <w:pPr>
+        <w:pStyle w:val="Heading1"/>
+        <w:spacing w:after="120"/>
+      </w:pPr>
+      <w:r>
+        <w:rPr>
+          <w:b/>
+          <w:bCs/>
+        </w:rPr>
+        <w:t xml:space="preserve">Answer Key (Teacher)</w:t>
+      </w:r>
+    </w:p>
+    <w:p>
+      <w:pPr>
+        <w:spacing w:after="40" w:before="0"/>
+      </w:pPr>
+      <w:r>
+        <w:rPr>
+          <w:b/>
+          <w:bCs/>
+        </w:rPr>
+        <w:t xml:space="preserve">1. A. How many 1/4-size pieces fit into 3</w:t>
+      </w:r>
+    </w:p>
+    <w:p>
+      <w:pPr>
+        <w:spacing w:after="20" w:before="0"/>
+      </w:pPr>
+      <w:r>
+        <w:t xml:space="preserve">     3 ÷ 1/4 asks how many 1/4-size pieces fit into 3. To find that, put a 1 under the 3 and use Keep, Change, Flip: 3/1 × 4/1 = 12.</w:t>
+      </w:r>
+    </w:p>
+    <w:p>
+      <w:pPr>
+        <w:spacing w:after="80" w:before="0"/>
       </w:pPr>
       <w:r>
         <w:rPr>
           <w:i/>
           <w:iCs/>
         </w:rPr>
-        <w:t xml:space="preserve">Which step has the mistake? Explain and fix it:</w:t>
-      </w:r>
-    </w:p>
-    <w:p>
-      <w:pPr>
-        <w:spacing w:after="60" w:before="120"/>
-      </w:pPr>
-      <w:r>
-        <w:rPr>
-          <w:color w:val="BBBBBB"/>
-        </w:rPr>
-        <w:t xml:space="preserve">______________________________________________________________________</w:t>
-      </w:r>
-    </w:p>
-    <w:p>
-      <w:pPr>
-        <w:spacing w:after="60" w:before="120"/>
-      </w:pPr>
-      <w:r>
-        <w:rPr>
-          <w:color w:val="BBBBBB"/>
-        </w:rPr>
-        <w:t xml:space="preserve">______________________________________________________________________</w:t>
-      </w:r>
-    </w:p>
-    <w:p>
-      <w:pPr>
-        <w:spacing w:after="60" w:before="120"/>
-      </w:pPr>
-      <w:r>
-        <w:rPr>
-          <w:color w:val="BBBBBB"/>
-        </w:rPr>
-        <w:t xml:space="preserve">______________________________________________________________________</w:t>
-      </w:r>
-    </w:p>
-    <w:p>
-      <w:r>
-        <w:br w:type="page"/>
-      </w:r>
-    </w:p>
-    <w:p>
-      <w:pPr>
-        <w:pStyle w:val="Heading1"/>
-        <w:spacing w:after="120"/>
-      </w:pPr>
-      <w:r>
-        <w:rPr>
-          <w:b/>
-          <w:bCs/>
-        </w:rPr>
-        <w:t xml:space="preserve">Answer Key (Teacher)</w:t>
-      </w:r>
-    </w:p>
-    <w:p>
-      <w:pPr>
-        <w:spacing w:after="40" w:before="0"/>
-      </w:pPr>
-      <w:r>
-        <w:rPr>
-          <w:b/>
-          <w:bCs/>
-        </w:rPr>
-        <w:t xml:space="preserve">1. A. How many 1/4-size pieces fit into 3</w:t>
+        <w:t xml:space="preserve">     Watch for: A common mistake in Interpret Division of Fractions is assuming that dividing always makes the answer smaller. For 4 ÷ 1/3, students reason 'dividing shrinks the number' and compute 4 ÷ 3 ≈ 1.3 instead of asking how many 1/3-foot pieces fit into 4 feet (each whole foot holds 3 thirds, so 4 × 3 = 12). Before you submit, check: if the divisor is a fraction smaller than 1, the quotient must be BIGGER than the dividend, not smaller.</w:t>
+      </w:r>
+    </w:p>
+    <w:p>
+      <w:pPr>
+        <w:spacing w:after="40" w:before="0"/>
+      </w:pPr>
+      <w:r>
+        <w:rPr>
+          <w:b/>
+          <w:bCs/>
+        </w:rPr>
+        <w:t xml:space="preserve">2. B. 2 ÷ 1/3</w:t>
       </w:r>
     </w:p>
     <w:p>
@@ -1450,7 +1450,7 @@
         <w:spacing w:after="20" w:before="0"/>
       </w:pPr>
       <w:r>
-        <w:t xml:space="preserve">     3 ÷ 1/4 asks how many 1/4-size pieces fit into 3. To find that, put a 1 under the 3 and use Keep, Change, Flip: 3/1 × 4/1 = 12.</w:t>
+        <w:t xml:space="preserve">     Finding how many 1/3-size pieces fit into 2 is written 2 ÷ 1/3. Put a 1 under the 2, then Keep, Change, Flip: 2/1 × 3/1 = 6.</w:t>
       </w:r>
     </w:p>
     <w:p>
@@ -1474,7 +1474,7 @@
           <w:b/>
           <w:bCs/>
         </w:rPr>
-        <w:t xml:space="preserve">2. A. 2 ÷ 1/3</w:t>
+        <w:t xml:space="preserve">3. Matches:</w:t>
       </w:r>
     </w:p>
     <w:p>
@@ -1482,7 +1482,75 @@
         <w:spacing w:after="20" w:before="0"/>
       </w:pPr>
       <w:r>
-        <w:t xml:space="preserve">     Finding how many 1/3-size pieces fit into 2 is written 2 ÷ 1/3. Put a 1 under the 2, then Keep, Change, Flip: 2/1 × 3/1 = 6.</w:t>
+        <w:t xml:space="preserve">     5 ÷ 1/2 → 10</w:t>
+      </w:r>
+    </w:p>
+    <w:p>
+      <w:pPr>
+        <w:spacing w:after="20" w:before="0"/>
+      </w:pPr>
+      <w:r>
+        <w:t xml:space="preserve">     6 ÷ 1/3 → 18</w:t>
+      </w:r>
+    </w:p>
+    <w:p>
+      <w:pPr>
+        <w:spacing w:after="20" w:before="0"/>
+      </w:pPr>
+      <w:r>
+        <w:t xml:space="preserve">     2 ÷ 1/6 → 12</w:t>
+      </w:r>
+    </w:p>
+    <w:p>
+      <w:pPr>
+        <w:spacing w:after="20" w:before="0"/>
+      </w:pPr>
+      <w:r>
+        <w:t xml:space="preserve">     4 ÷ 1/4 → 16</w:t>
+      </w:r>
+    </w:p>
+    <w:p>
+      <w:pPr>
+        <w:spacing w:after="20" w:before="0"/>
+      </w:pPr>
+      <w:r>
+        <w:t xml:space="preserve">     3 ÷ 1/5 → 15</w:t>
+      </w:r>
+    </w:p>
+    <w:p>
+      <w:pPr>
+        <w:spacing w:after="20" w:before="0"/>
+      </w:pPr>
+      <w:r>
+        <w:t xml:space="preserve">     7 ÷ 1/2 → 14</w:t>
+      </w:r>
+    </w:p>
+    <w:p>
+      <w:pPr>
+        <w:spacing w:after="40" w:before="0"/>
+      </w:pPr>
+      <w:r>
+        <w:t xml:space="preserve"/>
+      </w:r>
+    </w:p>
+    <w:p>
+      <w:pPr>
+        <w:spacing w:after="40" w:before="0"/>
+      </w:pPr>
+      <w:r>
+        <w:rPr>
+          <w:b/>
+          <w:bCs/>
+        </w:rPr>
+        <w:t xml:space="preserve">4. B. 5 ÷ 1/4 = 20 books</w:t>
+      </w:r>
+    </w:p>
+    <w:p>
+      <w:pPr>
+        <w:spacing w:after="20" w:before="0"/>
+      </w:pPr>
+      <w:r>
+        <w:t xml:space="preserve">     The expression is 5 ÷ 1/4. Put a 1 under the 5, then Keep, Change, Flip: 5/1 × 4/1 = 20 books.</w:t>
       </w:r>
     </w:p>
     <w:p>
@@ -1506,7 +1574,7 @@
           <w:b/>
           <w:bCs/>
         </w:rPr>
-        <w:t xml:space="preserve">3. Matches:</w:t>
+        <w:t xml:space="preserve">5. Matches:</w:t>
       </w:r>
     </w:p>
     <w:p>
@@ -1514,7 +1582,7 @@
         <w:spacing w:after="20" w:before="0"/>
       </w:pPr>
       <w:r>
-        <w:t xml:space="preserve">     5 ÷ 1/2 → 10</w:t>
+        <w:t xml:space="preserve">     3/4 ÷ 2 → 3/8</w:t>
       </w:r>
     </w:p>
     <w:p>
@@ -1522,7 +1590,7 @@
         <w:spacing w:after="20" w:before="0"/>
       </w:pPr>
       <w:r>
-        <w:t xml:space="preserve">     6 ÷ 1/3 → 18</w:t>
+        <w:t xml:space="preserve">     2/3 ÷ 4 → 1/6</w:t>
       </w:r>
     </w:p>
     <w:p>
@@ -1530,7 +1598,7 @@
         <w:spacing w:after="20" w:before="0"/>
       </w:pPr>
       <w:r>
-        <w:t xml:space="preserve">     2 ÷ 1/6 → 12</w:t>
+        <w:t xml:space="preserve">     5/6 ÷ 2 → 5/12</w:t>
       </w:r>
     </w:p>
     <w:p>
@@ -1538,7 +1606,7 @@
         <w:spacing w:after="20" w:before="0"/>
       </w:pPr>
       <w:r>
-        <w:t xml:space="preserve">     4 ÷ 1/4 → 16</w:t>
+        <w:t xml:space="preserve">     3/5 ÷ 3 → 1/5</w:t>
       </w:r>
     </w:p>
     <w:p>
@@ -1546,7 +1614,7 @@
         <w:spacing w:after="20" w:before="0"/>
       </w:pPr>
       <w:r>
-        <w:t xml:space="preserve">     3 ÷ 1/5 → 15</w:t>
+        <w:t xml:space="preserve">     4/9 ÷ 2 → 2/9</w:t>
       </w:r>
     </w:p>
     <w:p>
@@ -1554,7 +1622,7 @@
         <w:spacing w:after="20" w:before="0"/>
       </w:pPr>
       <w:r>
-        <w:t xml:space="preserve">     7 ÷ 1/2 → 14</w:t>
+        <w:t xml:space="preserve">     5/8 ÷ 5 → 1/8</w:t>
       </w:r>
     </w:p>
     <w:p>
@@ -1574,7 +1642,7 @@
           <w:b/>
           <w:bCs/>
         </w:rPr>
-        <w:t xml:space="preserve">4. A. 5 ÷ 1/4 = 20 books</w:t>
+        <w:t xml:space="preserve">6. D. 5/18 mile</w:t>
       </w:r>
     </w:p>
     <w:p>
@@ -1582,7 +1650,7 @@
         <w:spacing w:after="20" w:before="0"/>
       </w:pPr>
       <w:r>
-        <w:t xml:space="preserve">     The expression is 5 ÷ 1/4. Put a 1 under the 5, then Keep, Change, Flip: 5/1 × 4/1 = 20 books.</w:t>
+        <w:t xml:space="preserve">     Write 5/6 ÷ 3 as 5/6 ÷ 3/1. Keep, Change, Flip: 5/6 × 1/3 = 5/18 mile for each team. Three teams walking 5/18 mile each covers 15/18 = 5/6 mile, so the answer checks out.</w:t>
       </w:r>
     </w:p>
     <w:p>
@@ -1606,7 +1674,7 @@
           <w:b/>
           <w:bCs/>
         </w:rPr>
-        <w:t xml:space="preserve">5. Spot the Common Mistake</w:t>
+        <w:t xml:space="preserve">7. Spot the Common Mistake</w:t>
       </w:r>
     </w:p>
     <w:p>
@@ -1642,7 +1710,7 @@
           <w:b/>
           <w:bCs/>
         </w:rPr>
-        <w:t xml:space="preserve">6. A. How many 1/3-foot pieces fit into 8 feet</w:t>
+        <w:t xml:space="preserve">8. A. How many 1/3-foot pieces fit into 8 feet</w:t>
       </w:r>
     </w:p>
     <w:p>
@@ -1674,7 +1742,7 @@
           <w:b/>
           <w:bCs/>
         </w:rPr>
-        <w:t xml:space="preserve">7. A. 5 ÷ 1/6 = 30 slivers</w:t>
+        <w:t xml:space="preserve">9. B. 5 ÷ 1/6 = 30 slivers</w:t>
       </w:r>
     </w:p>
     <w:p>
@@ -1706,7 +1774,7 @@
           <w:b/>
           <w:bCs/>
         </w:rPr>
-        <w:t xml:space="preserve">8. Matches:</w:t>
+        <w:t xml:space="preserve">10. B. 2/3 ÷ 2</w:t>
       </w:r>
     </w:p>
     <w:p>
@@ -1714,143 +1782,7 @@
         <w:spacing w:after="20" w:before="0"/>
       </w:pPr>
       <w:r>
-        <w:t xml:space="preserve">     A 9-yard trail of footprints is marked off in 1/3-yard steps. → 9 ÷ 1/3 = 27</w:t>
-      </w:r>
-    </w:p>
-    <w:p>
-      <w:pPr>
-        <w:spacing w:after="20" w:before="0"/>
-      </w:pPr>
-      <w:r>
-        <w:t xml:space="preserve">     A 7-foot crime-scene barrier is taped into 1/4-foot zones. → 7 ÷ 1/4 = 28</w:t>
-      </w:r>
-    </w:p>
-    <w:p>
-      <w:pPr>
-        <w:spacing w:after="20" w:before="0"/>
-      </w:pPr>
-      <w:r>
-        <w:t xml:space="preserve">     A 10-cup batch of fingerprint powder is bottled in 1/2-cup jars. → 10 ÷ 1/2 = 20</w:t>
-      </w:r>
-    </w:p>
-    <w:p>
-      <w:pPr>
-        <w:spacing w:after="20" w:before="0"/>
-      </w:pPr>
-      <w:r>
-        <w:t xml:space="preserve">     A 6-foot wire of evidence is cut into 1/6-foot samples. → 6 ÷ 1/6 = 36</w:t>
-      </w:r>
-    </w:p>
-    <w:p>
-      <w:pPr>
-        <w:spacing w:after="20" w:before="0"/>
-      </w:pPr>
-      <w:r>
-        <w:t xml:space="preserve">     An 8-meter surveillance reel is logged in 1/5-meter clips. → 8 ÷ 1/5 = 40</w:t>
-      </w:r>
-    </w:p>
-    <w:p>
-      <w:pPr>
-        <w:spacing w:after="40" w:before="0"/>
-      </w:pPr>
-      <w:r>
-        <w:t xml:space="preserve"/>
-      </w:r>
-    </w:p>
-    <w:p>
-      <w:pPr>
-        <w:spacing w:after="40" w:before="0"/>
-      </w:pPr>
-      <w:r>
-        <w:rPr>
-          <w:b/>
-          <w:bCs/>
-        </w:rPr>
-        <w:t xml:space="preserve">9. Correct groups:</w:t>
-      </w:r>
-    </w:p>
-    <w:p>
-      <w:pPr>
-        <w:spacing w:after="20" w:before="0"/>
-      </w:pPr>
-      <w:r>
-        <w:t xml:space="preserve">     How many 1/4-foot pieces fit into 9 feet of tape? (9 ÷ 1/4) → Asking: How Many Groups (Pieces)?</w:t>
-      </w:r>
-    </w:p>
-    <w:p>
-      <w:pPr>
-        <w:spacing w:after="20" w:before="0"/>
-      </w:pPr>
-      <w:r>
-        <w:t xml:space="preserve">     How many 1/3-yard steps fit into 9 yards of footprints? (9 ÷ 1/3) → Asking: How Many Groups (Pieces)?</w:t>
-      </w:r>
-    </w:p>
-    <w:p>
-      <w:pPr>
-        <w:spacing w:after="20" w:before="0"/>
-      </w:pPr>
-      <w:r>
-        <w:t xml:space="preserve">     How many 1/5-meter clips are in an 8-meter reel? (8 ÷ 1/5) → Asking: How Many Groups (Pieces)?</w:t>
-      </w:r>
-    </w:p>
-    <w:p>
-      <w:pPr>
-        <w:spacing w:after="20" w:before="0"/>
-      </w:pPr>
-      <w:r>
-        <w:t xml:space="preserve">     6 feet of wire shared equally among 3 agents — how long is each share? → Asking: How Big Is Each Share?</w:t>
-      </w:r>
-    </w:p>
-    <w:p>
-      <w:pPr>
-        <w:spacing w:after="20" w:before="0"/>
-      </w:pPr>
-      <w:r>
-        <w:t xml:space="preserve">     12 photos sorted equally into 4 case files — how many per file? → Asking: How Big Is Each Share?</w:t>
-      </w:r>
-    </w:p>
-    <w:p>
-      <w:pPr>
-        <w:spacing w:after="20" w:before="0"/>
-      </w:pPr>
-      <w:r>
-        <w:t xml:space="preserve">     20 minutes of footage split evenly across 5 suspects — how long is each clip? → Asking: How Big Is Each Share?</w:t>
-      </w:r>
-    </w:p>
-    <w:p>
-      <w:pPr>
-        <w:spacing w:after="40" w:before="0"/>
-      </w:pPr>
-      <w:r>
-        <w:t xml:space="preserve"/>
-      </w:r>
-    </w:p>
-    <w:p>
-      <w:pPr>
-        <w:spacing w:after="40" w:before="0"/>
-      </w:pPr>
-      <w:r>
-        <w:rPr>
-          <w:b/>
-          <w:bCs/>
-        </w:rPr>
-        <w:t xml:space="preserve">10. Level 2 Extension — Which Question Is Being Asked?</w:t>
-      </w:r>
-    </w:p>
-    <w:p>
-      <w:pPr>
-        <w:spacing w:after="20" w:before="0"/>
-      </w:pPr>
-      <w:r>
-        <w:t xml:space="preserve">     The mistake is in Step 2.</w:t>
-      </w:r>
-    </w:p>
-    <w:p>
-      <w:pPr>
-        <w:spacing w:after="20" w:before="0"/>
-      </w:pPr>
-      <w:r>
-        <w:t xml:space="preserve">     Correct work: The story asks how many 1/4-foot pieces fit into 9 feet, so the expression is 9 ÷ 1/4, not 1/4 ÷ 9. Put a 1 under the 9 and flip the divisor: 9/1 × 4/1 = 36 pieces.</w:t>
+        <w:t xml:space="preserve">     Splitting 2/3 into 2 equal pieces is 2/3 ÷ 2. Write the 2 as 2/1, then Keep, Change, Flip: 2/3 × 1/2 = 2/6 = 1/3 yard.</w:t>
       </w:r>
     </w:p>
     <w:p>
@@ -1858,7 +1790,11 @@
         <w:spacing w:after="80" w:before="0"/>
       </w:pPr>
       <w:r>
-        <w:t xml:space="preserve">     Watch for: The "Detective writes" step reverses the two numbers. The 9-foot strip is the total being cut, so it is the dividend, and 1/4 foot is the size of each piece, so it is the divisor: 9 ÷ 1/4. Put a 1 under the 9 and use Keep, Change, Flip: 9/1 × 4/1 = 36 pieces — an answer smaller than a single foot, like 1/36, cannot describe a count of pieces.</w:t>
+        <w:rPr>
+          <w:i/>
+          <w:iCs/>
+        </w:rPr>
+        <w:t xml:space="preserve">     Watch for: A common mistake in Interpret Division of Fractions is assuming that dividing always makes the answer smaller. For 4 ÷ 1/3, students reason 'dividing shrinks the number' and compute 4 ÷ 3 ≈ 1.3 instead of asking how many 1/3-foot pieces fit into 4 feet (each whole foot holds 3 thirds, so 4 × 3 = 12). Before you submit, check: if the divisor is a fraction smaller than 1, the quotient must be BIGGER than the dividend, not smaller.</w:t>
       </w:r>
     </w:p>
     <w:sectPr>
